--- a/docs/FinTrack-Technical-Documentation.docx
+++ b/docs/FinTrack-Technical-Documentation.docx
@@ -2,7 +2,7 @@
 <file path=word/document.xml><?xml version="1.0" encoding="utf-8"?>
 <w:document xmlns:w="http://schemas.openxmlformats.org/wordprocessingml/2006/main" xmlns:m="http://schemas.openxmlformats.org/officeDocument/2006/math" xmlns:r="http://schemas.openxmlformats.org/officeDocument/2006/relationships" xmlns:o="urn:schemas-microsoft-com:office:office" xmlns:v="urn:schemas-microsoft-com:vml" xmlns:w10="urn:schemas-microsoft-com:office:word" xmlns:a="http://schemas.openxmlformats.org/drawingml/2006/main" xmlns:pic="http://schemas.openxmlformats.org/drawingml/2006/picture" xmlns:wp="http://schemas.openxmlformats.org/drawingml/2006/wordprocessingDrawing">
   <w:body>
-    <w:bookmarkStart w:id="54" w:name="fintrack-technical-documentation"/>
+    <w:bookmarkStart w:id="57" w:name="fintrack-technical-documentation"/>
     <w:p>
       <w:pPr>
         <w:pStyle w:val="Heading1"/>
@@ -629,7 +629,7 @@
               <w:jc w:val="left"/>
             </w:pPr>
             <w:r>
-              <w:t xml:space="preserve">29 models; see section 5</w:t>
+              <w:t xml:space="preserve">34 models; see section 5</w:t>
             </w:r>
           </w:p>
         </w:tc>
@@ -1086,6 +1086,33 @@
         <w:rPr>
           <w:rStyle w:val="VerbatimChar"/>
         </w:rPr>
+        <w:t xml:space="preserve">│   ├── help/                  Public help/FAQ page</w:t>
+      </w:r>
+      <w:r>
+        <w:br/>
+      </w:r>
+      <w:r>
+        <w:rPr>
+          <w:rStyle w:val="VerbatimChar"/>
+        </w:rPr>
+        <w:t xml:space="preserve">│   ├── status/                Public service status page</w:t>
+      </w:r>
+      <w:r>
+        <w:br/>
+      </w:r>
+      <w:r>
+        <w:rPr>
+          <w:rStyle w:val="VerbatimChar"/>
+        </w:rPr>
+        <w:t xml:space="preserve">│   ├── legal/                 Privacy, terms, cookies, disclosures, accessibility</w:t>
+      </w:r>
+      <w:r>
+        <w:br/>
+      </w:r>
+      <w:r>
+        <w:rPr>
+          <w:rStyle w:val="VerbatimChar"/>
+        </w:rPr>
         <w:t xml:space="preserve">│   ├── dashboard/             Page.tsx (server) for every feature screen</w:t>
       </w:r>
       <w:r>
@@ -1167,6 +1194,15 @@
         <w:rPr>
           <w:rStyle w:val="VerbatimChar"/>
         </w:rPr>
+        <w:t xml:space="preserve">│   ├── legal/                 LegalLayout shared shell</w:t>
+      </w:r>
+      <w:r>
+        <w:br/>
+      </w:r>
+      <w:r>
+        <w:rPr>
+          <w:rStyle w:val="VerbatimChar"/>
+        </w:rPr>
         <w:t xml:space="preserve">│   ├── notifications/         NotificationDropdown</w:t>
       </w:r>
       <w:r>
@@ -1185,7 +1221,7 @@
         <w:rPr>
           <w:rStyle w:val="VerbatimChar"/>
         </w:rPr>
-        <w:t xml:space="preserve">│   ├── settings/              Profile, Security, Privacy, Preferences, etc.</w:t>
+        <w:t xml:space="preserve">│   ├── settings/              Profile, Security, Privacy, Data, Support, Preferences, etc.</w:t>
       </w:r>
       <w:r>
         <w:br/>
@@ -1203,7 +1239,7 @@
         <w:rPr>
           <w:rStyle w:val="VerbatimChar"/>
         </w:rPr>
-        <w:t xml:space="preserve">│   └── ui/                    BottomSheet, StatCard, SyncButton, TransactionRow, Disclosure</w:t>
+        <w:t xml:space="preserve">│   └── ui/                    BottomSheet, StatCard, SyncButton, TransactionRow, Disclosure, EmptyState</w:t>
       </w:r>
       <w:r>
         <w:br/>
@@ -1347,6 +1383,78 @@
         <w:rPr>
           <w:rStyle w:val="VerbatimChar"/>
         </w:rPr>
+        <w:t xml:space="preserve">│   ├── logger.ts              Rotating file logger</w:t>
+      </w:r>
+      <w:r>
+        <w:br/>
+      </w:r>
+      <w:r>
+        <w:rPr>
+          <w:rStyle w:val="VerbatimChar"/>
+        </w:rPr>
+        <w:t xml:space="preserve">│   ├── audit.ts               Audit log helper (non-blocking)</w:t>
+      </w:r>
+      <w:r>
+        <w:br/>
+      </w:r>
+      <w:r>
+        <w:rPr>
+          <w:rStyle w:val="VerbatimChar"/>
+        </w:rPr>
+        <w:t xml:space="preserve">│   ├── pii.ts                 PII redaction for AI inputs</w:t>
+      </w:r>
+      <w:r>
+        <w:br/>
+      </w:r>
+      <w:r>
+        <w:rPr>
+          <w:rStyle w:val="VerbatimChar"/>
+        </w:rPr>
+        <w:t xml:space="preserve">│   ├── ai-budget.ts           Per-user daily AI usage budget</w:t>
+      </w:r>
+      <w:r>
+        <w:br/>
+      </w:r>
+      <w:r>
+        <w:rPr>
+          <w:rStyle w:val="VerbatimChar"/>
+        </w:rPr>
+        <w:t xml:space="preserve">│   ├── export.ts              GDPR data export builder</w:t>
+      </w:r>
+      <w:r>
+        <w:br/>
+      </w:r>
+      <w:r>
+        <w:rPr>
+          <w:rStyle w:val="VerbatimChar"/>
+        </w:rPr>
+        <w:t xml:space="preserve">│   ├── bank-sync.ts           Shared Plaid sync (manual + webhook)</w:t>
+      </w:r>
+      <w:r>
+        <w:br/>
+      </w:r>
+      <w:r>
+        <w:rPr>
+          <w:rStyle w:val="VerbatimChar"/>
+        </w:rPr>
+        <w:t xml:space="preserve">│   ├── secrets.ts             Comma-separated NEXTAUTH_SECRET rotation</w:t>
+      </w:r>
+      <w:r>
+        <w:br/>
+      </w:r>
+      <w:r>
+        <w:rPr>
+          <w:rStyle w:val="VerbatimChar"/>
+        </w:rPr>
+        <w:t xml:space="preserve">│   └── rate-limit.ts          In-memory sliding-window limiter</w:t>
+      </w:r>
+      <w:r>
+        <w:br/>
+      </w:r>
+      <w:r>
+        <w:rPr>
+          <w:rStyle w:val="VerbatimChar"/>
+        </w:rPr>
         <w:t xml:space="preserve">├── types/</w:t>
       </w:r>
       <w:r>
@@ -1402,6 +1510,24 @@
           <w:rStyle w:val="VerbatimChar"/>
         </w:rPr>
         <w:t xml:space="preserve">docs/                          Documentation</w:t>
+      </w:r>
+      <w:r>
+        <w:br/>
+      </w:r>
+      <w:r>
+        <w:rPr>
+          <w:rStyle w:val="VerbatimChar"/>
+        </w:rPr>
+        <w:t xml:space="preserve">scripts/                       backup.sh, load-test.js, android-sign.sh</w:t>
+      </w:r>
+      <w:r>
+        <w:br/>
+      </w:r>
+      <w:r>
+        <w:rPr>
+          <w:rStyle w:val="VerbatimChar"/>
+        </w:rPr>
+        <w:t xml:space="preserve">.github/workflows/ci.yml       Typecheck + tests + build</w:t>
       </w:r>
       <w:r>
         <w:br/>
@@ -2299,7 +2425,7 @@
         <w:pStyle w:val="FirstParagraph"/>
       </w:pPr>
       <w:r>
-        <w:t xml:space="preserve">The Prisma schema defines 29 models. The principal entities:</w:t>
+        <w:t xml:space="preserve">The Prisma schema defines 34 models. The principal entities:</w:t>
       </w:r>
     </w:p>
     <w:tbl>
@@ -2503,7 +2629,7 @@
               <w:jc w:val="left"/>
             </w:pPr>
             <w:r>
-              <w:t xml:space="preserve">institution, account type/name, encrypted token, lastSynced</w:t>
+              <w:t xml:space="preserve">institution, account type/name, encrypted token, plaidItemId, lastSynced</w:t>
             </w:r>
           </w:p>
         </w:tc>
@@ -2766,6 +2892,47 @@
               <w:rPr>
                 <w:rStyle w:val="VerbatimChar"/>
               </w:rPr>
+              <w:t xml:space="preserve">Consent</w:t>
+            </w:r>
+          </w:p>
+        </w:tc>
+        <w:tc>
+          <w:tcPr/>
+          <w:p>
+            <w:pPr>
+              <w:pStyle w:val="Compact"/>
+              <w:jc w:val="left"/>
+            </w:pPr>
+            <w:r>
+              <w:t xml:space="preserve">GDPR consent records</w:t>
+            </w:r>
+          </w:p>
+        </w:tc>
+        <w:tc>
+          <w:tcPr/>
+          <w:p>
+            <w:pPr>
+              <w:pStyle w:val="Compact"/>
+              <w:jc w:val="left"/>
+            </w:pPr>
+            <w:r>
+              <w:t xml:space="preserve">type, granted, version; unique [userId, type]</w:t>
+            </w:r>
+          </w:p>
+        </w:tc>
+      </w:tr>
+      <w:tr>
+        <w:tc>
+          <w:tcPr/>
+          <w:p>
+            <w:pPr>
+              <w:pStyle w:val="Compact"/>
+              <w:jc w:val="left"/>
+            </w:pPr>
+            <w:r>
+              <w:rPr>
+                <w:rStyle w:val="VerbatimChar"/>
+              </w:rPr>
               <w:t xml:space="preserve">DebtPlan</w:t>
             </w:r>
             <w:r>
@@ -3265,6 +3432,170 @@
             </w:pPr>
             <w:r>
               <w:t xml:space="preserve">targetAmount, currentAmount, isActive</w:t>
+            </w:r>
+          </w:p>
+        </w:tc>
+      </w:tr>
+      <w:tr>
+        <w:tc>
+          <w:tcPr/>
+          <w:p>
+            <w:pPr>
+              <w:pStyle w:val="Compact"/>
+              <w:jc w:val="left"/>
+            </w:pPr>
+            <w:r>
+              <w:rPr>
+                <w:rStyle w:val="VerbatimChar"/>
+              </w:rPr>
+              <w:t xml:space="preserve">AuditLog</w:t>
+            </w:r>
+          </w:p>
+        </w:tc>
+        <w:tc>
+          <w:tcPr/>
+          <w:p>
+            <w:pPr>
+              <w:pStyle w:val="Compact"/>
+              <w:jc w:val="left"/>
+            </w:pPr>
+            <w:r>
+              <w:t xml:space="preserve">Security-relevant events</w:t>
+            </w:r>
+          </w:p>
+        </w:tc>
+        <w:tc>
+          <w:tcPr/>
+          <w:p>
+            <w:pPr>
+              <w:pStyle w:val="Compact"/>
+              <w:jc w:val="left"/>
+            </w:pPr>
+            <w:r>
+              <w:t xml:space="preserve">action, ip, userAgent, meta (JSON)</w:t>
+            </w:r>
+          </w:p>
+        </w:tc>
+      </w:tr>
+      <w:tr>
+        <w:tc>
+          <w:tcPr/>
+          <w:p>
+            <w:pPr>
+              <w:pStyle w:val="Compact"/>
+              <w:jc w:val="left"/>
+            </w:pPr>
+            <w:r>
+              <w:rPr>
+                <w:rStyle w:val="VerbatimChar"/>
+              </w:rPr>
+              <w:t xml:space="preserve">ErrorLog</w:t>
+            </w:r>
+          </w:p>
+        </w:tc>
+        <w:tc>
+          <w:tcPr/>
+          <w:p>
+            <w:pPr>
+              <w:pStyle w:val="Compact"/>
+              <w:jc w:val="left"/>
+            </w:pPr>
+            <w:r>
+              <w:t xml:space="preserve">Client/server error reporting</w:t>
+            </w:r>
+          </w:p>
+        </w:tc>
+        <w:tc>
+          <w:tcPr/>
+          <w:p>
+            <w:pPr>
+              <w:pStyle w:val="Compact"/>
+              <w:jc w:val="left"/>
+            </w:pPr>
+            <w:r>
+              <w:t xml:space="preserve">source, message, stack, url, userAgent</w:t>
+            </w:r>
+          </w:p>
+        </w:tc>
+      </w:tr>
+      <w:tr>
+        <w:tc>
+          <w:tcPr/>
+          <w:p>
+            <w:pPr>
+              <w:pStyle w:val="Compact"/>
+              <w:jc w:val="left"/>
+            </w:pPr>
+            <w:r>
+              <w:rPr>
+                <w:rStyle w:val="VerbatimChar"/>
+              </w:rPr>
+              <w:t xml:space="preserve">Feedback</w:t>
+            </w:r>
+          </w:p>
+        </w:tc>
+        <w:tc>
+          <w:tcPr/>
+          <w:p>
+            <w:pPr>
+              <w:pStyle w:val="Compact"/>
+              <w:jc w:val="left"/>
+            </w:pPr>
+            <w:r>
+              <w:t xml:space="preserve">In-app support/feedback</w:t>
+            </w:r>
+          </w:p>
+        </w:tc>
+        <w:tc>
+          <w:tcPr/>
+          <w:p>
+            <w:pPr>
+              <w:pStyle w:val="Compact"/>
+              <w:jc w:val="left"/>
+            </w:pPr>
+            <w:r>
+              <w:t xml:space="preserve">category, message, rating, userAgent</w:t>
+            </w:r>
+          </w:p>
+        </w:tc>
+      </w:tr>
+      <w:tr>
+        <w:tc>
+          <w:tcPr/>
+          <w:p>
+            <w:pPr>
+              <w:pStyle w:val="Compact"/>
+              <w:jc w:val="left"/>
+            </w:pPr>
+            <w:r>
+              <w:rPr>
+                <w:rStyle w:val="VerbatimChar"/>
+              </w:rPr>
+              <w:t xml:space="preserve">AiUsage</w:t>
+            </w:r>
+          </w:p>
+        </w:tc>
+        <w:tc>
+          <w:tcPr/>
+          <w:p>
+            <w:pPr>
+              <w:pStyle w:val="Compact"/>
+              <w:jc w:val="left"/>
+            </w:pPr>
+            <w:r>
+              <w:t xml:space="preserve">Daily per-user AI budget</w:t>
+            </w:r>
+          </w:p>
+        </w:tc>
+        <w:tc>
+          <w:tcPr/>
+          <w:p>
+            <w:pPr>
+              <w:pStyle w:val="Compact"/>
+              <w:jc w:val="left"/>
+            </w:pPr>
+            <w:r>
+              <w:t xml:space="preserve">date, count; unique [userId, date]</w:t>
             </w:r>
           </w:p>
         </w:tc>
@@ -3686,7 +4017,7 @@
       </w:r>
     </w:p>
     <w:bookmarkEnd w:id="32"/>
-    <w:bookmarkStart w:id="36" w:name="bank-connectivity-plaid"/>
+    <w:bookmarkStart w:id="37" w:name="bank-connectivity-plaid"/>
     <w:p>
       <w:pPr>
         <w:pStyle w:val="Heading2"/>
@@ -4068,7 +4399,7 @@
         <w:pStyle w:val="Compact"/>
       </w:pPr>
       <w:r>
-        <w:t xml:space="preserve">The encryption key is validated to be 32 bytes at module load (</w:t>
+        <w:t xml:space="preserve">The encryption key is resolved lazily (</w:t>
       </w:r>
       <w:r>
         <w:rPr>
@@ -4077,33 +4408,175 @@
         <w:t xml:space="preserve">lib/encryption.ts</w:t>
       </w:r>
       <w:r>
-        <w:t xml:space="preserve">).</w:t>
+        <w:t xml:space="preserve">) so a missing or malformed</w:t>
+      </w:r>
+      <w:r>
+        <w:t xml:space="preserve"> </w:t>
+      </w:r>
+      <w:r>
+        <w:rPr>
+          <w:rStyle w:val="VerbatimChar"/>
+        </w:rPr>
+        <w:t xml:space="preserve">ENCRYPTION_KEY</w:t>
+      </w:r>
+      <w:r>
+        <w:t xml:space="preserve"> </w:t>
+      </w:r>
+      <w:r>
+        <w:t xml:space="preserve">fails only the specific encrypt/decrypt call (with a clear message) instead of crashing the module or the build.</w:t>
+      </w:r>
+    </w:p>
+    <w:bookmarkEnd w:id="35"/>
+    <w:bookmarkStart w:id="36" w:name="webhooks-and-reconciliation"/>
+    <w:p>
+      <w:pPr>
+        <w:pStyle w:val="Heading3"/>
+      </w:pPr>
+      <w:r>
+        <w:t xml:space="preserve">7.4 Webhooks and reconciliation</w:t>
       </w:r>
     </w:p>
     <w:p>
       <w:pPr>
         <w:numPr>
           <w:ilvl w:val="0"/>
-          <w:numId w:val="1008"/>
+          <w:numId w:val="1009"/>
         </w:numPr>
         <w:pStyle w:val="Compact"/>
       </w:pPr>
       <w:r>
-        <w:t xml:space="preserve">Webhook signatures are verified with an HMAC helper (</w:t>
-      </w:r>
-      <w:r>
-        <w:rPr>
-          <w:rStyle w:val="VerbatimChar"/>
-        </w:rPr>
-        <w:t xml:space="preserve">verifyWebhookSignature</w:t>
-      </w:r>
-      <w:r>
-        <w:t xml:space="preserve">); Plaid webhooks are not yet wired (see production readiness document).</w:t>
-      </w:r>
-    </w:p>
-    <w:bookmarkEnd w:id="35"/>
+        <w:rPr>
+          <w:rStyle w:val="VerbatimChar"/>
+        </w:rPr>
+        <w:t xml:space="preserve">POST /api/plaid/webhook</w:t>
+      </w:r>
+      <w:r>
+        <w:t xml:space="preserve"> </w:t>
+      </w:r>
+      <w:r>
+        <w:t xml:space="preserve">receives Plaid webhooks. Signatures are verified with an HMAC-SHA256 of the first 43 bytes of the raw body using</w:t>
+      </w:r>
+      <w:r>
+        <w:t xml:space="preserve"> </w:t>
+      </w:r>
+      <w:r>
+        <w:rPr>
+          <w:rStyle w:val="VerbatimChar"/>
+        </w:rPr>
+        <w:t xml:space="preserve">PLAID_WEBHOOK_SECRET</w:t>
+      </w:r>
+      <w:r>
+        <w:t xml:space="preserve"> </w:t>
+      </w:r>
+      <w:r>
+        <w:t xml:space="preserve">(verification is skipped, with a warning, only when that secret is unset).</w:t>
+      </w:r>
+      <w:r>
+        <w:t xml:space="preserve"> </w:t>
+      </w:r>
+      <w:r>
+        <w:rPr>
+          <w:rStyle w:val="VerbatimChar"/>
+        </w:rPr>
+        <w:t xml:space="preserve">SYNC_UPDATES_AVAILABLE</w:t>
+      </w:r>
+      <w:r>
+        <w:t xml:space="preserve"> </w:t>
+      </w:r>
+      <w:r>
+        <w:t xml:space="preserve">triggers a sync via the shared</w:t>
+      </w:r>
+      <w:r>
+        <w:t xml:space="preserve"> </w:t>
+      </w:r>
+      <w:r>
+        <w:rPr>
+          <w:rStyle w:val="VerbatimChar"/>
+        </w:rPr>
+        <w:t xml:space="preserve">syncAllForUser</w:t>
+      </w:r>
+      <w:r>
+        <w:t xml:space="preserve"> </w:t>
+      </w:r>
+      <w:r>
+        <w:t xml:space="preserve">helper;</w:t>
+      </w:r>
+      <w:r>
+        <w:t xml:space="preserve"> </w:t>
+      </w:r>
+      <w:r>
+        <w:rPr>
+          <w:rStyle w:val="VerbatimChar"/>
+        </w:rPr>
+        <w:t xml:space="preserve">LOGIN_REQUIRED</w:t>
+      </w:r>
+      <w:r>
+        <w:t xml:space="preserve"> </w:t>
+      </w:r>
+      <w:r>
+        <w:t xml:space="preserve">and</w:t>
+      </w:r>
+      <w:r>
+        <w:t xml:space="preserve"> </w:t>
+      </w:r>
+      <w:r>
+        <w:rPr>
+          <w:rStyle w:val="VerbatimChar"/>
+        </w:rPr>
+        <w:t xml:space="preserve">PENDING_EXPIRATION</w:t>
+      </w:r>
+      <w:r>
+        <w:t xml:space="preserve"> </w:t>
+      </w:r>
+      <w:r>
+        <w:t xml:space="preserve">create an in-app notification prompting re-authentication.</w:t>
+      </w:r>
+    </w:p>
+    <w:p>
+      <w:pPr>
+        <w:numPr>
+          <w:ilvl w:val="0"/>
+          <w:numId w:val="1009"/>
+        </w:numPr>
+        <w:pStyle w:val="Compact"/>
+      </w:pPr>
+      <w:r>
+        <w:rPr>
+          <w:rStyle w:val="VerbatimChar"/>
+        </w:rPr>
+        <w:t xml:space="preserve">POST /api/plaid/reconcile</w:t>
+      </w:r>
+      <w:r>
+        <w:t xml:space="preserve"> </w:t>
+      </w:r>
+      <w:r>
+        <w:t xml:space="preserve">flags stale connections, uncategorized transaction counts, and pending transaction volumes so sync problems surface in-app.</w:t>
+      </w:r>
+    </w:p>
+    <w:p>
+      <w:pPr>
+        <w:numPr>
+          <w:ilvl w:val="0"/>
+          <w:numId w:val="1009"/>
+        </w:numPr>
+        <w:pStyle w:val="Compact"/>
+      </w:pPr>
+      <w:r>
+        <w:rPr>
+          <w:rStyle w:val="VerbatimChar"/>
+        </w:rPr>
+        <w:t xml:space="preserve">lib/bank-sync.ts</w:t>
+      </w:r>
+      <w:r>
+        <w:t xml:space="preserve"> </w:t>
+      </w:r>
+      <w:r>
+        <w:t xml:space="preserve">is the single sync implementation shared by the manual sync endpoint and the webhook handler.</w:t>
+      </w:r>
+    </w:p>
     <w:bookmarkEnd w:id="36"/>
-    <w:bookmarkStart w:id="44" w:name="api-reference"/>
+    <w:bookmarkEnd w:id="37"/>
+    <w:bookmarkStart w:id="46" w:name="api-reference"/>
     <w:p>
       <w:pPr>
         <w:pStyle w:val="Heading2"/>
@@ -4132,7 +4605,7 @@
         <w:t xml:space="preserve">. Unless noted, every route requires a session and scopes data to the authenticated user. Request bodies are validated with Zod.</w:t>
       </w:r>
     </w:p>
-    <w:bookmarkStart w:id="37" w:name="auth"/>
+    <w:bookmarkStart w:id="38" w:name="auth"/>
     <w:p>
       <w:pPr>
         <w:pStyle w:val="Heading3"/>
@@ -4605,8 +5078,8 @@
         </w:tc>
       </w:tr>
     </w:tbl>
-    <w:bookmarkEnd w:id="37"/>
-    <w:bookmarkStart w:id="38" w:name="bank-connectivity"/>
+    <w:bookmarkEnd w:id="38"/>
+    <w:bookmarkStart w:id="39" w:name="bank-connectivity"/>
     <w:p>
       <w:pPr>
         <w:pStyle w:val="Heading3"/>
@@ -4745,7 +5218,7 @@
               <w:jc w:val="left"/>
             </w:pPr>
             <w:r>
-              <w:t xml:space="preserve">Exchange public token, store encrypted access token</w:t>
+              <w:t xml:space="preserve">Exchange public token, store encrypted access token and item id</w:t>
             </w:r>
           </w:p>
         </w:tc>
@@ -4926,9 +5399,91 @@
           </w:p>
         </w:tc>
       </w:tr>
+      <w:tr>
+        <w:tc>
+          <w:tcPr/>
+          <w:p>
+            <w:pPr>
+              <w:pStyle w:val="Compact"/>
+              <w:jc w:val="left"/>
+            </w:pPr>
+            <w:r>
+              <w:t xml:space="preserve">POST</w:t>
+            </w:r>
+          </w:p>
+        </w:tc>
+        <w:tc>
+          <w:tcPr/>
+          <w:p>
+            <w:pPr>
+              <w:pStyle w:val="Compact"/>
+              <w:jc w:val="left"/>
+            </w:pPr>
+            <w:r>
+              <w:rPr>
+                <w:rStyle w:val="VerbatimChar"/>
+              </w:rPr>
+              <w:t xml:space="preserve">/api/plaid/webhook</w:t>
+            </w:r>
+          </w:p>
+        </w:tc>
+        <w:tc>
+          <w:tcPr/>
+          <w:p>
+            <w:pPr>
+              <w:pStyle w:val="Compact"/>
+              <w:jc w:val="left"/>
+            </w:pPr>
+            <w:r>
+              <w:t xml:space="preserve">Plaid webhook handler (HMAC-verified; sync + re-auth alerts)</w:t>
+            </w:r>
+          </w:p>
+        </w:tc>
+      </w:tr>
+      <w:tr>
+        <w:tc>
+          <w:tcPr/>
+          <w:p>
+            <w:pPr>
+              <w:pStyle w:val="Compact"/>
+              <w:jc w:val="left"/>
+            </w:pPr>
+            <w:r>
+              <w:t xml:space="preserve">POST</w:t>
+            </w:r>
+          </w:p>
+        </w:tc>
+        <w:tc>
+          <w:tcPr/>
+          <w:p>
+            <w:pPr>
+              <w:pStyle w:val="Compact"/>
+              <w:jc w:val="left"/>
+            </w:pPr>
+            <w:r>
+              <w:rPr>
+                <w:rStyle w:val="VerbatimChar"/>
+              </w:rPr>
+              <w:t xml:space="preserve">/api/plaid/reconcile</w:t>
+            </w:r>
+          </w:p>
+        </w:tc>
+        <w:tc>
+          <w:tcPr/>
+          <w:p>
+            <w:pPr>
+              <w:pStyle w:val="Compact"/>
+              <w:jc w:val="left"/>
+            </w:pPr>
+            <w:r>
+              <w:t xml:space="preserve">Report stale connections, uncategorized and pending transactions</w:t>
+            </w:r>
+          </w:p>
+        </w:tc>
+      </w:tr>
     </w:tbl>
-    <w:bookmarkEnd w:id="38"/>
-    <w:bookmarkStart w:id="39" w:name="transactions"/>
+    <w:bookmarkEnd w:id="39"/>
+    <w:bookmarkStart w:id="40" w:name="transactions"/>
     <w:p>
       <w:pPr>
         <w:pStyle w:val="Heading3"/>
@@ -5278,8 +5833,8 @@
         </w:tc>
       </w:tr>
     </w:tbl>
-    <w:bookmarkEnd w:id="39"/>
-    <w:bookmarkStart w:id="40" w:name="planning-features"/>
+    <w:bookmarkEnd w:id="40"/>
+    <w:bookmarkStart w:id="41" w:name="planning-features"/>
     <w:p>
       <w:pPr>
         <w:pStyle w:val="Heading3"/>
@@ -5670,8 +6225,8 @@
         </w:tc>
       </w:tr>
     </w:tbl>
-    <w:bookmarkEnd w:id="40"/>
-    <w:bookmarkStart w:id="41" w:name="net-worth-and-finance"/>
+    <w:bookmarkEnd w:id="41"/>
+    <w:bookmarkStart w:id="42" w:name="net-worth-and-finance"/>
     <w:p>
       <w:pPr>
         <w:pStyle w:val="Heading3"/>
@@ -6062,8 +6617,8 @@
         </w:tc>
       </w:tr>
     </w:tbl>
-    <w:bookmarkEnd w:id="41"/>
-    <w:bookmarkStart w:id="42" w:name="intelligence-and-chat"/>
+    <w:bookmarkEnd w:id="42"/>
+    <w:bookmarkStart w:id="43" w:name="intelligence-and-chat"/>
     <w:p>
       <w:pPr>
         <w:pStyle w:val="Heading3"/>
@@ -6346,14 +6901,14 @@
         </w:tc>
       </w:tr>
     </w:tbl>
-    <w:bookmarkEnd w:id="42"/>
-    <w:bookmarkStart w:id="43" w:name="notifications-and-reporting"/>
+    <w:bookmarkEnd w:id="43"/>
+    <w:bookmarkStart w:id="44" w:name="notifications-reporting-and-platform"/>
     <w:p>
       <w:pPr>
         <w:pStyle w:val="Heading3"/>
       </w:pPr>
       <w:r>
-        <w:t xml:space="preserve">8.7 Notifications and reporting</w:t>
+        <w:t xml:space="preserve">8.7 Notifications, reporting, and platform</w:t>
       </w:r>
     </w:p>
     <w:tbl>
@@ -6574,9 +7129,343 @@
         </w:tc>
       </w:tr>
     </w:tbl>
-    <w:bookmarkEnd w:id="43"/>
     <w:bookmarkEnd w:id="44"/>
-    <w:bookmarkStart w:id="47" w:name="ai-engine"/>
+    <w:bookmarkStart w:id="45" w:name="account-consent-and-monitoring"/>
+    <w:p>
+      <w:pPr>
+        <w:pStyle w:val="Heading3"/>
+      </w:pPr>
+      <w:r>
+        <w:t xml:space="preserve">8.8 Account, consent, and monitoring</w:t>
+      </w:r>
+    </w:p>
+    <w:tbl>
+      <w:tblPr>
+        <w:tblStyle w:val="Table"/>
+        <w:tblW w:type="pct" w:w="5000"/>
+        <w:tblLook w:firstRow="1" w:lastRow="0" w:firstColumn="0" w:lastColumn="0" w:noHBand="0" w:noVBand="0" w:val="0020"/>
+        <w:jc w:val="start"/>
+      </w:tblPr>
+      <w:tblGrid>
+        <w:gridCol w:w="2640"/>
+        <w:gridCol w:w="2640"/>
+        <w:gridCol w:w="2640"/>
+      </w:tblGrid>
+      <w:tr>
+        <w:trPr>
+          <w:tblHeader w:val="true"/>
+        </w:trPr>
+        <w:tc>
+          <w:tcPr/>
+          <w:p>
+            <w:pPr>
+              <w:pStyle w:val="Compact"/>
+              <w:jc w:val="left"/>
+            </w:pPr>
+            <w:r>
+              <w:t xml:space="preserve">Method</w:t>
+            </w:r>
+          </w:p>
+        </w:tc>
+        <w:tc>
+          <w:tcPr/>
+          <w:p>
+            <w:pPr>
+              <w:pStyle w:val="Compact"/>
+              <w:jc w:val="left"/>
+            </w:pPr>
+            <w:r>
+              <w:t xml:space="preserve">Route</w:t>
+            </w:r>
+          </w:p>
+        </w:tc>
+        <w:tc>
+          <w:tcPr/>
+          <w:p>
+            <w:pPr>
+              <w:pStyle w:val="Compact"/>
+              <w:jc w:val="left"/>
+            </w:pPr>
+            <w:r>
+              <w:t xml:space="preserve">Description</w:t>
+            </w:r>
+          </w:p>
+        </w:tc>
+      </w:tr>
+      <w:tr>
+        <w:tc>
+          <w:tcPr/>
+          <w:p>
+            <w:pPr>
+              <w:pStyle w:val="Compact"/>
+              <w:jc w:val="left"/>
+            </w:pPr>
+            <w:r>
+              <w:t xml:space="preserve">GET</w:t>
+            </w:r>
+          </w:p>
+        </w:tc>
+        <w:tc>
+          <w:tcPr/>
+          <w:p>
+            <w:pPr>
+              <w:pStyle w:val="Compact"/>
+              <w:jc w:val="left"/>
+            </w:pPr>
+            <w:r>
+              <w:rPr>
+                <w:rStyle w:val="VerbatimChar"/>
+              </w:rPr>
+              <w:t xml:space="preserve">/api/health</w:t>
+            </w:r>
+          </w:p>
+        </w:tc>
+        <w:tc>
+          <w:tcPr/>
+          <w:p>
+            <w:pPr>
+              <w:pStyle w:val="Compact"/>
+              <w:jc w:val="left"/>
+            </w:pPr>
+            <w:r>
+              <w:t xml:space="preserve">Public health check (</w:t>
+            </w:r>
+            <w:r>
+              <w:rPr>
+                <w:rStyle w:val="VerbatimChar"/>
+              </w:rPr>
+              <w:t xml:space="preserve">SELECT 1</w:t>
+            </w:r>
+            <w:r>
+              <w:t xml:space="preserve">); no-store</w:t>
+            </w:r>
+          </w:p>
+        </w:tc>
+      </w:tr>
+      <w:tr>
+        <w:tc>
+          <w:tcPr/>
+          <w:p>
+            <w:pPr>
+              <w:pStyle w:val="Compact"/>
+              <w:jc w:val="left"/>
+            </w:pPr>
+            <w:r>
+              <w:t xml:space="preserve">GET</w:t>
+            </w:r>
+          </w:p>
+        </w:tc>
+        <w:tc>
+          <w:tcPr/>
+          <w:p>
+            <w:pPr>
+              <w:pStyle w:val="Compact"/>
+              <w:jc w:val="left"/>
+            </w:pPr>
+            <w:r>
+              <w:rPr>
+                <w:rStyle w:val="VerbatimChar"/>
+              </w:rPr>
+              <w:t xml:space="preserve">/api/account/export</w:t>
+            </w:r>
+          </w:p>
+        </w:tc>
+        <w:tc>
+          <w:tcPr/>
+          <w:p>
+            <w:pPr>
+              <w:pStyle w:val="Compact"/>
+              <w:jc w:val="left"/>
+            </w:pPr>
+            <w:r>
+              <w:t xml:space="preserve">GDPR export: full user data as a JSON attachment (credentials excluded)</w:t>
+            </w:r>
+          </w:p>
+        </w:tc>
+      </w:tr>
+      <w:tr>
+        <w:tc>
+          <w:tcPr/>
+          <w:p>
+            <w:pPr>
+              <w:pStyle w:val="Compact"/>
+              <w:jc w:val="left"/>
+            </w:pPr>
+            <w:r>
+              <w:t xml:space="preserve">POST</w:t>
+            </w:r>
+          </w:p>
+        </w:tc>
+        <w:tc>
+          <w:tcPr/>
+          <w:p>
+            <w:pPr>
+              <w:pStyle w:val="Compact"/>
+              <w:jc w:val="left"/>
+            </w:pPr>
+            <w:r>
+              <w:rPr>
+                <w:rStyle w:val="VerbatimChar"/>
+              </w:rPr>
+              <w:t xml:space="preserve">/api/account/delete</w:t>
+            </w:r>
+          </w:p>
+        </w:tc>
+        <w:tc>
+          <w:tcPr/>
+          <w:p>
+            <w:pPr>
+              <w:pStyle w:val="Compact"/>
+              <w:jc w:val="left"/>
+            </w:pPr>
+            <w:r>
+              <w:t xml:space="preserve">Permanent account deletion (requires typing</w:t>
+            </w:r>
+            <w:r>
+              <w:t xml:space="preserve"> </w:t>
+            </w:r>
+            <w:r>
+              <w:rPr>
+                <w:rStyle w:val="VerbatimChar"/>
+              </w:rPr>
+              <w:t xml:space="preserve">DELETE</w:t>
+            </w:r>
+            <w:r>
+              <w:t xml:space="preserve"> </w:t>
+            </w:r>
+            <w:r>
+              <w:t xml:space="preserve">+ password)</w:t>
+            </w:r>
+          </w:p>
+        </w:tc>
+      </w:tr>
+      <w:tr>
+        <w:tc>
+          <w:tcPr/>
+          <w:p>
+            <w:pPr>
+              <w:pStyle w:val="Compact"/>
+              <w:jc w:val="left"/>
+            </w:pPr>
+            <w:r>
+              <w:t xml:space="preserve">POST</w:t>
+            </w:r>
+          </w:p>
+        </w:tc>
+        <w:tc>
+          <w:tcPr/>
+          <w:p>
+            <w:pPr>
+              <w:pStyle w:val="Compact"/>
+              <w:jc w:val="left"/>
+            </w:pPr>
+            <w:r>
+              <w:rPr>
+                <w:rStyle w:val="VerbatimChar"/>
+              </w:rPr>
+              <w:t xml:space="preserve">/api/consent</w:t>
+            </w:r>
+          </w:p>
+        </w:tc>
+        <w:tc>
+          <w:tcPr/>
+          <w:p>
+            <w:pPr>
+              <w:pStyle w:val="Compact"/>
+              <w:jc w:val="left"/>
+            </w:pPr>
+            <w:r>
+              <w:t xml:space="preserve">Upsert consent records (cookies/analytics/marketing) for signed-in users</w:t>
+            </w:r>
+          </w:p>
+        </w:tc>
+      </w:tr>
+      <w:tr>
+        <w:tc>
+          <w:tcPr/>
+          <w:p>
+            <w:pPr>
+              <w:pStyle w:val="Compact"/>
+              <w:jc w:val="left"/>
+            </w:pPr>
+            <w:r>
+              <w:t xml:space="preserve">POST</w:t>
+            </w:r>
+          </w:p>
+        </w:tc>
+        <w:tc>
+          <w:tcPr/>
+          <w:p>
+            <w:pPr>
+              <w:pStyle w:val="Compact"/>
+              <w:jc w:val="left"/>
+            </w:pPr>
+            <w:r>
+              <w:rPr>
+                <w:rStyle w:val="VerbatimChar"/>
+              </w:rPr>
+              <w:t xml:space="preserve">/api/feedback</w:t>
+            </w:r>
+          </w:p>
+        </w:tc>
+        <w:tc>
+          <w:tcPr/>
+          <w:p>
+            <w:pPr>
+              <w:pStyle w:val="Compact"/>
+              <w:jc w:val="left"/>
+            </w:pPr>
+            <w:r>
+              <w:t xml:space="preserve">In-app feedback/support (bug, feature, feedback, support; min 10 chars)</w:t>
+            </w:r>
+          </w:p>
+        </w:tc>
+      </w:tr>
+      <w:tr>
+        <w:tc>
+          <w:tcPr/>
+          <w:p>
+            <w:pPr>
+              <w:pStyle w:val="Compact"/>
+              <w:jc w:val="left"/>
+            </w:pPr>
+            <w:r>
+              <w:t xml:space="preserve">POST</w:t>
+            </w:r>
+          </w:p>
+        </w:tc>
+        <w:tc>
+          <w:tcPr/>
+          <w:p>
+            <w:pPr>
+              <w:pStyle w:val="Compact"/>
+              <w:jc w:val="left"/>
+            </w:pPr>
+            <w:r>
+              <w:rPr>
+                <w:rStyle w:val="VerbatimChar"/>
+              </w:rPr>
+              <w:t xml:space="preserve">/api/monitoring/error</w:t>
+            </w:r>
+          </w:p>
+        </w:tc>
+        <w:tc>
+          <w:tcPr/>
+          <w:p>
+            <w:pPr>
+              <w:pStyle w:val="Compact"/>
+              <w:jc w:val="left"/>
+            </w:pPr>
+            <w:r>
+              <w:t xml:space="preserve">Client-side error reporter used by error boundaries</w:t>
+            </w:r>
+          </w:p>
+        </w:tc>
+      </w:tr>
+    </w:tbl>
+    <w:bookmarkEnd w:id="45"/>
+    <w:bookmarkEnd w:id="46"/>
+    <w:bookmarkStart w:id="50" w:name="ai-engine"/>
     <w:p>
       <w:pPr>
         <w:pStyle w:val="Heading2"/>
@@ -6585,7 +7474,7 @@
         <w:t xml:space="preserve">9. AI engine</w:t>
       </w:r>
     </w:p>
-    <w:bookmarkStart w:id="45" w:name="analysis-libai.ts-analyzespending"/>
+    <w:bookmarkStart w:id="47" w:name="analysis-libai.ts-analyzespending"/>
     <w:p>
       <w:pPr>
         <w:pStyle w:val="Heading3"/>
@@ -6646,8 +7535,8 @@
         <w:t xml:space="preserve">with a 1-hour expiry keyed by user, type, and period.</w:t>
       </w:r>
     </w:p>
-    <w:bookmarkEnd w:id="45"/>
-    <w:bookmarkStart w:id="46" w:name="chat-libai.ts-chatwithdata"/>
+    <w:bookmarkEnd w:id="47"/>
+    <w:bookmarkStart w:id="48" w:name="chat-libai.ts-chatwithdata"/>
     <w:p>
       <w:pPr>
         <w:pStyle w:val="Heading3"/>
@@ -6675,128 +7564,6 @@
       </w:r>
       <w:r>
         <w:t xml:space="preserve">)</w:t>
-      </w:r>
-    </w:p>
-    <w:p>
-      <w:pPr>
-        <w:numPr>
-          <w:ilvl w:val="0"/>
-          <w:numId w:val="1009"/>
-        </w:numPr>
-        <w:pStyle w:val="Compact"/>
-      </w:pPr>
-      <w:r>
-        <w:rPr>
-          <w:bCs/>
-          <w:b/>
-        </w:rPr>
-        <w:t xml:space="preserve">Primary path.</w:t>
-      </w:r>
-      <w:r>
-        <w:t xml:space="preserve"> </w:t>
-      </w:r>
-      <w:r>
-        <w:t xml:space="preserve">Claude with function-calling tools:</w:t>
-      </w:r>
-      <w:r>
-        <w:t xml:space="preserve"> </w:t>
-      </w:r>
-      <w:r>
-        <w:rPr>
-          <w:rStyle w:val="VerbatimChar"/>
-        </w:rPr>
-        <w:t xml:space="preserve">search_transactions</w:t>
-      </w:r>
-      <w:r>
-        <w:t xml:space="preserve">,</w:t>
-      </w:r>
-      <w:r>
-        <w:t xml:space="preserve"> </w:t>
-      </w:r>
-      <w:r>
-        <w:rPr>
-          <w:rStyle w:val="VerbatimChar"/>
-        </w:rPr>
-        <w:t xml:space="preserve">get_category_totals</w:t>
-      </w:r>
-      <w:r>
-        <w:t xml:space="preserve">,</w:t>
-      </w:r>
-      <w:r>
-        <w:t xml:space="preserve"> </w:t>
-      </w:r>
-      <w:r>
-        <w:rPr>
-          <w:rStyle w:val="VerbatimChar"/>
-        </w:rPr>
-        <w:t xml:space="preserve">get_merchant_info</w:t>
-      </w:r>
-      <w:r>
-        <w:t xml:space="preserve">.</w:t>
-      </w:r>
-    </w:p>
-    <w:p>
-      <w:pPr>
-        <w:numPr>
-          <w:ilvl w:val="0"/>
-          <w:numId w:val="1009"/>
-        </w:numPr>
-        <w:pStyle w:val="Compact"/>
-      </w:pPr>
-      <w:r>
-        <w:rPr>
-          <w:bCs/>
-          <w:b/>
-        </w:rPr>
-        <w:t xml:space="preserve">Fallback path.</w:t>
-      </w:r>
-      <w:r>
-        <w:t xml:space="preserve"> </w:t>
-      </w:r>
-      <w:r>
-        <w:t xml:space="preserve">A deterministic local engine that computes aggregates and matches intent through pattern matching, supporting 15+ question types and time-range filtering. This path requires no API key and keeps the assistant operational during provider outages.</w:t>
-      </w:r>
-    </w:p>
-    <w:p>
-      <w:pPr>
-        <w:numPr>
-          <w:ilvl w:val="0"/>
-          <w:numId w:val="1009"/>
-        </w:numPr>
-        <w:pStyle w:val="Compact"/>
-      </w:pPr>
-      <w:r>
-        <w:rPr>
-          <w:bCs/>
-          <w:b/>
-        </w:rPr>
-        <w:t xml:space="preserve">Context.</w:t>
-      </w:r>
-      <w:r>
-        <w:t xml:space="preserve"> </w:t>
-      </w:r>
-      <w:r>
-        <w:rPr>
-          <w:rStyle w:val="VerbatimChar"/>
-        </w:rPr>
-        <w:t xml:space="preserve">/api/chat</w:t>
-      </w:r>
-      <w:r>
-        <w:t xml:space="preserve"> </w:t>
-      </w:r>
-      <w:r>
-        <w:t xml:space="preserve">loads the last 20 messages and up to 500 recent transactions plus budgets, goals, and debts before calling the engine.</w:t>
-      </w:r>
-    </w:p>
-    <w:bookmarkEnd w:id="46"/>
-    <w:bookmarkEnd w:id="47"/>
-    <w:bookmarkStart w:id="48" w:name="security-1"/>
-    <w:p>
-      <w:pPr>
-        <w:pStyle w:val="Heading2"/>
-      </w:pPr>
-      <w:r>
-        <w:t xml:space="preserve">10. Security</w:t>
       </w:r>
     </w:p>
     <w:p>
@@ -6812,13 +7579,73 @@
           <w:bCs/>
           <w:b/>
         </w:rPr>
-        <w:t xml:space="preserve">At rest.</w:t>
-      </w:r>
-      <w:r>
-        <w:t xml:space="preserve"> </w:t>
-      </w:r>
-      <w:r>
-        <w:t xml:space="preserve">Passwords bcrypt cost 12; bank tokens AES-256-GCM with per-message random IV and authentication tag; encryption key length enforced.</w:t>
+        <w:t xml:space="preserve">Primary path.</w:t>
+      </w:r>
+      <w:r>
+        <w:t xml:space="preserve"> </w:t>
+      </w:r>
+      <w:r>
+        <w:t xml:space="preserve">Claude with function-calling tools:</w:t>
+      </w:r>
+      <w:r>
+        <w:t xml:space="preserve"> </w:t>
+      </w:r>
+      <w:r>
+        <w:rPr>
+          <w:rStyle w:val="VerbatimChar"/>
+        </w:rPr>
+        <w:t xml:space="preserve">search_transactions</w:t>
+      </w:r>
+      <w:r>
+        <w:t xml:space="preserve">,</w:t>
+      </w:r>
+      <w:r>
+        <w:t xml:space="preserve"> </w:t>
+      </w:r>
+      <w:r>
+        <w:rPr>
+          <w:rStyle w:val="VerbatimChar"/>
+        </w:rPr>
+        <w:t xml:space="preserve">get_category_totals</w:t>
+      </w:r>
+      <w:r>
+        <w:t xml:space="preserve">,</w:t>
+      </w:r>
+      <w:r>
+        <w:t xml:space="preserve"> </w:t>
+      </w:r>
+      <w:r>
+        <w:rPr>
+          <w:rStyle w:val="VerbatimChar"/>
+        </w:rPr>
+        <w:t xml:space="preserve">get_merchant_info</w:t>
+      </w:r>
+      <w:r>
+        <w:t xml:space="preserve">. The Anthropic client is created lazily (</w:t>
+      </w:r>
+      <w:r>
+        <w:rPr>
+          <w:rStyle w:val="VerbatimChar"/>
+        </w:rPr>
+        <w:t xml:space="preserve">getClient()</w:t>
+      </w:r>
+      <w:r>
+        <w:t xml:space="preserve">) so the module loads cleanly even when</w:t>
+      </w:r>
+      <w:r>
+        <w:t xml:space="preserve"> </w:t>
+      </w:r>
+      <w:r>
+        <w:rPr>
+          <w:rStyle w:val="VerbatimChar"/>
+        </w:rPr>
+        <w:t xml:space="preserve">ANTHROPIC_API_KEY</w:t>
+      </w:r>
+      <w:r>
+        <w:t xml:space="preserve"> </w:t>
+      </w:r>
+      <w:r>
+        <w:t xml:space="preserve">is unset.</w:t>
       </w:r>
     </w:p>
     <w:p>
@@ -6834,25 +7661,13 @@
           <w:bCs/>
           <w:b/>
         </w:rPr>
-        <w:t xml:space="preserve">In transit.</w:t>
-      </w:r>
-      <w:r>
-        <w:t xml:space="preserve"> </w:t>
-      </w:r>
-      <w:r>
-        <w:t xml:space="preserve">All traffic HTTPS (Capacitor</w:t>
-      </w:r>
-      <w:r>
-        <w:t xml:space="preserve"> </w:t>
-      </w:r>
-      <w:r>
-        <w:rPr>
-          <w:rStyle w:val="VerbatimChar"/>
-        </w:rPr>
-        <w:t xml:space="preserve">cleartext: false</w:t>
-      </w:r>
-      <w:r>
-        <w:t xml:space="preserve">); production behind Vercel.</w:t>
+        <w:t xml:space="preserve">Fallback path.</w:t>
+      </w:r>
+      <w:r>
+        <w:t xml:space="preserve"> </w:t>
+      </w:r>
+      <w:r>
+        <w:t xml:space="preserve">A deterministic local engine that computes aggregates and matches intent through pattern matching, supporting 15+ question types and time-range filtering. This path requires no API key and keeps the assistant operational during provider outages.</w:t>
       </w:r>
     </w:p>
     <w:p>
@@ -6868,180 +7683,32 @@
           <w:bCs/>
           <w:b/>
         </w:rPr>
-        <w:t xml:space="preserve">Sessions.</w:t>
-      </w:r>
-      <w:r>
-        <w:t xml:space="preserve"> </w:t>
-      </w:r>
-      <w:r>
-        <w:t xml:space="preserve">Signed JWT in HttpOnly cookie; CSRF protection via NextAuth; email-verification gate in middleware.</w:t>
-      </w:r>
-    </w:p>
-    <w:p>
-      <w:pPr>
-        <w:numPr>
-          <w:ilvl w:val="0"/>
-          <w:numId w:val="1010"/>
-        </w:numPr>
-        <w:pStyle w:val="Compact"/>
-      </w:pPr>
-      <w:r>
-        <w:rPr>
-          <w:bCs/>
-          <w:b/>
-        </w:rPr>
-        <w:t xml:space="preserve">Input.</w:t>
-      </w:r>
-      <w:r>
-        <w:t xml:space="preserve"> </w:t>
-      </w:r>
-      <w:r>
-        <w:t xml:space="preserve">Zod schemas on API bodies; no raw SQL.</w:t>
-      </w:r>
-    </w:p>
-    <w:p>
-      <w:pPr>
-        <w:numPr>
-          <w:ilvl w:val="0"/>
-          <w:numId w:val="1010"/>
-        </w:numPr>
-        <w:pStyle w:val="Compact"/>
-      </w:pPr>
-      <w:r>
-        <w:rPr>
-          <w:bCs/>
-          <w:b/>
-        </w:rPr>
-        <w:t xml:space="preserve">Rate limiting.</w:t>
-      </w:r>
-      <w:r>
-        <w:t xml:space="preserve"> </w:t>
-      </w:r>
-      <w:r>
-        <w:t xml:space="preserve">In-memory limiter (</w:t>
-      </w:r>
-      <w:r>
-        <w:rPr>
-          <w:rStyle w:val="VerbatimChar"/>
-        </w:rPr>
-        <w:t xml:space="preserve">lib/rate-limit.ts</w:t>
-      </w:r>
-      <w:r>
-        <w:t xml:space="preserve">) on registration, password reset, email verification/change, password change, and the AI chat and intelligence endpoints. Back with an external store for multi-region deployments.</w:t>
-      </w:r>
-    </w:p>
-    <w:p>
-      <w:pPr>
-        <w:numPr>
-          <w:ilvl w:val="0"/>
-          <w:numId w:val="1010"/>
-        </w:numPr>
-        <w:pStyle w:val="Compact"/>
-      </w:pPr>
-      <w:r>
-        <w:rPr>
-          <w:bCs/>
-          <w:b/>
-        </w:rPr>
-        <w:t xml:space="preserve">Headers.</w:t>
-      </w:r>
-      <w:r>
-        <w:t xml:space="preserve"> </w:t>
-      </w:r>
-      <w:r>
-        <w:t xml:space="preserve">CSP, HSTS, X-Content-Type-Options, X-Frame-Options, Referrer-Policy, and Permissions-Policy set in</w:t>
-      </w:r>
-      <w:r>
-        <w:t xml:space="preserve"> </w:t>
-      </w:r>
-      <w:r>
-        <w:rPr>
-          <w:rStyle w:val="VerbatimChar"/>
-        </w:rPr>
-        <w:t xml:space="preserve">next.config.js</w:t>
-      </w:r>
-      <w:r>
-        <w:t xml:space="preserve">.</w:t>
-      </w:r>
-    </w:p>
-    <w:p>
-      <w:pPr>
-        <w:numPr>
-          <w:ilvl w:val="0"/>
-          <w:numId w:val="1010"/>
-        </w:numPr>
-        <w:pStyle w:val="Compact"/>
-      </w:pPr>
-      <w:r>
-        <w:rPr>
-          <w:bCs/>
-          <w:b/>
-        </w:rPr>
-        <w:t xml:space="preserve">Bank access.</w:t>
-      </w:r>
-      <w:r>
-        <w:t xml:space="preserve"> </w:t>
-      </w:r>
-      <w:r>
-        <w:t xml:space="preserve">Read-only via Plaid; tokens never serialised to the client; no write/transfer capability exists in the integration.</w:t>
-      </w:r>
-    </w:p>
-    <w:p>
-      <w:pPr>
-        <w:numPr>
-          <w:ilvl w:val="0"/>
-          <w:numId w:val="1010"/>
-        </w:numPr>
-        <w:pStyle w:val="Compact"/>
-      </w:pPr>
-      <w:r>
-        <w:rPr>
-          <w:bCs/>
-          <w:b/>
-        </w:rPr>
-        <w:t xml:space="preserve">Gaps tracked.</w:t>
-      </w:r>
-      <w:r>
-        <w:t xml:space="preserve"> </w:t>
-      </w:r>
-      <w:r>
-        <w:t xml:space="preserve">Audit log, secrets rotation, and session revocation are outstanding (see</w:t>
-      </w:r>
-      <w:r>
-        <w:t xml:space="preserve"> </w:t>
-      </w:r>
-      <w:r>
-        <w:rPr>
-          <w:rStyle w:val="VerbatimChar"/>
-        </w:rPr>
-        <w:t xml:space="preserve">PRODUCTION_READINESS.md</w:t>
-      </w:r>
-      <w:r>
-        <w:t xml:space="preserve">).</w:t>
+        <w:t xml:space="preserve">Context.</w:t>
+      </w:r>
+      <w:r>
+        <w:t xml:space="preserve"> </w:t>
+      </w:r>
+      <w:r>
+        <w:rPr>
+          <w:rStyle w:val="VerbatimChar"/>
+        </w:rPr>
+        <w:t xml:space="preserve">/api/chat</w:t>
+      </w:r>
+      <w:r>
+        <w:t xml:space="preserve"> </w:t>
+      </w:r>
+      <w:r>
+        <w:t xml:space="preserve">loads the last 20 messages and up to 500 recent transactions plus budgets, goals, and debts before calling the engine.</w:t>
       </w:r>
     </w:p>
     <w:bookmarkEnd w:id="48"/>
-    <w:bookmarkStart w:id="49" w:name="mobile-builds-capacitor"/>
-    <w:p>
-      <w:pPr>
-        <w:pStyle w:val="Heading2"/>
-      </w:pPr>
-      <w:r>
-        <w:t xml:space="preserve">11. Mobile builds (Capacitor)</w:t>
-      </w:r>
-    </w:p>
-    <w:p>
-      <w:pPr>
-        <w:pStyle w:val="FirstParagraph"/>
-      </w:pPr>
-      <w:r>
-        <w:rPr>
-          <w:rStyle w:val="VerbatimChar"/>
-        </w:rPr>
-        <w:t xml:space="preserve">capacitor.config.ts</w:t>
-      </w:r>
-      <w:r>
-        <w:t xml:space="preserve">:</w:t>
+    <w:bookmarkStart w:id="49" w:name="privacy-and-cost-controls"/>
+    <w:p>
+      <w:pPr>
+        <w:pStyle w:val="Heading3"/>
+      </w:pPr>
+      <w:r>
+        <w:t xml:space="preserve">9.3 Privacy and cost controls</w:t>
       </w:r>
     </w:p>
     <w:p>
@@ -7053,43 +7720,71 @@
         <w:pStyle w:val="Compact"/>
       </w:pPr>
       <w:r>
-        <w:t xml:space="preserve">App id</w:t>
-      </w:r>
-      <w:r>
-        <w:t xml:space="preserve"> </w:t>
-      </w:r>
-      <w:r>
-        <w:rPr>
-          <w:rStyle w:val="VerbatimChar"/>
-        </w:rPr>
-        <w:t xml:space="preserve">com.fintrack.app</w:t>
-      </w:r>
-      <w:r>
-        <w:t xml:space="preserve">, web directory</w:t>
-      </w:r>
-      <w:r>
-        <w:t xml:space="preserve"> </w:t>
-      </w:r>
-      <w:r>
-        <w:rPr>
-          <w:rStyle w:val="VerbatimChar"/>
-        </w:rPr>
-        <w:t xml:space="preserve">public</w:t>
-      </w:r>
-      <w:r>
-        <w:t xml:space="preserve">, live server URL</w:t>
-      </w:r>
-      <w:r>
-        <w:t xml:space="preserve"> </w:t>
-      </w:r>
-      <w:r>
-        <w:rPr>
-          <w:rStyle w:val="VerbatimChar"/>
-        </w:rPr>
-        <w:t xml:space="preserve">https://fintrack-pearl-eight.vercel.app</w:t>
-      </w:r>
-      <w:r>
-        <w:t xml:space="preserve">.</w:t>
+        <w:rPr>
+          <w:bCs/>
+          <w:b/>
+        </w:rPr>
+        <w:t xml:space="preserve">PII redaction</w:t>
+      </w:r>
+      <w:r>
+        <w:t xml:space="preserve"> </w:t>
+      </w:r>
+      <w:r>
+        <w:t xml:space="preserve">(</w:t>
+      </w:r>
+      <w:r>
+        <w:rPr>
+          <w:rStyle w:val="VerbatimChar"/>
+        </w:rPr>
+        <w:t xml:space="preserve">lib/pii.ts</w:t>
+      </w:r>
+      <w:r>
+        <w:t xml:space="preserve">): emails, phones, card numbers, IBANs, BICs, and SSNs are replaced before any data reaches the AI provider. Redaction runs both in</w:t>
+      </w:r>
+      <w:r>
+        <w:t xml:space="preserve"> </w:t>
+      </w:r>
+      <w:r>
+        <w:rPr>
+          <w:rStyle w:val="VerbatimChar"/>
+        </w:rPr>
+        <w:t xml:space="preserve">chatWithData</w:t>
+      </w:r>
+      <w:r>
+        <w:t xml:space="preserve"> </w:t>
+      </w:r>
+      <w:r>
+        <w:t xml:space="preserve">(on the system message and history) and in the</w:t>
+      </w:r>
+      <w:r>
+        <w:t xml:space="preserve"> </w:t>
+      </w:r>
+      <w:r>
+        <w:rPr>
+          <w:rStyle w:val="VerbatimChar"/>
+        </w:rPr>
+        <w:t xml:space="preserve">/api/chat</w:t>
+      </w:r>
+      <w:r>
+        <w:t xml:space="preserve"> </w:t>
+      </w:r>
+      <w:r>
+        <w:t xml:space="preserve">and</w:t>
+      </w:r>
+      <w:r>
+        <w:t xml:space="preserve"> </w:t>
+      </w:r>
+      <w:r>
+        <w:rPr>
+          <w:rStyle w:val="VerbatimChar"/>
+        </w:rPr>
+        <w:t xml:space="preserve">/api/intelligence</w:t>
+      </w:r>
+      <w:r>
+        <w:t xml:space="preserve"> </w:t>
+      </w:r>
+      <w:r>
+        <w:t xml:space="preserve">routes.</w:t>
       </w:r>
     </w:p>
     <w:p>
@@ -7101,22 +7796,38 @@
         <w:pStyle w:val="Compact"/>
       </w:pPr>
       <w:r>
-        <w:t xml:space="preserve">Android scheme</w:t>
-      </w:r>
-      <w:r>
-        <w:t xml:space="preserve"> </w:t>
-      </w:r>
-      <w:r>
-        <w:rPr>
-          <w:rStyle w:val="VerbatimChar"/>
-        </w:rPr>
-        <w:t xml:space="preserve">https</w:t>
-      </w:r>
-      <w:r>
-        <w:t xml:space="preserve"> </w:t>
-      </w:r>
-      <w:r>
-        <w:t xml:space="preserve">with cleartext disabled.</w:t>
+        <w:rPr>
+          <w:bCs/>
+          <w:b/>
+        </w:rPr>
+        <w:t xml:space="preserve">Daily budget</w:t>
+      </w:r>
+      <w:r>
+        <w:t xml:space="preserve"> </w:t>
+      </w:r>
+      <w:r>
+        <w:t xml:space="preserve">(</w:t>
+      </w:r>
+      <w:r>
+        <w:rPr>
+          <w:rStyle w:val="VerbatimChar"/>
+        </w:rPr>
+        <w:t xml:space="preserve">lib/ai-budget.ts</w:t>
+      </w:r>
+      <w:r>
+        <w:t xml:space="preserve">): per-user daily AI call allowance tracked in</w:t>
+      </w:r>
+      <w:r>
+        <w:t xml:space="preserve"> </w:t>
+      </w:r>
+      <w:r>
+        <w:rPr>
+          <w:rStyle w:val="VerbatimChar"/>
+        </w:rPr>
+        <w:t xml:space="preserve">AiUsage</w:t>
+      </w:r>
+      <w:r>
+        <w:t xml:space="preserve">, default 60/day. Exceeding it returns 429; chat falls back to the local engine with a disclosure line appended.</w:t>
       </w:r>
     </w:p>
     <w:p>
@@ -7128,14 +7839,519 @@
         <w:pStyle w:val="Compact"/>
       </w:pPr>
       <w:r>
-        <w:t xml:space="preserve">Android release builds require a keystore (currently undefined in config; CI builds debug APKs).</w:t>
+        <w:rPr>
+          <w:bCs/>
+          <w:b/>
+        </w:rPr>
+        <w:t xml:space="preserve">Guardrails</w:t>
+      </w:r>
+      <w:r>
+        <w:t xml:space="preserve"> </w:t>
+      </w:r>
+      <w:r>
+        <w:t xml:space="preserve">in the system prompt: claims must be grounded in the provided data, no invented figures, no tax/legal/investment advice, and users are told to verify in-app.</w:t>
+      </w:r>
+    </w:p>
+    <w:bookmarkEnd w:id="49"/>
+    <w:bookmarkEnd w:id="50"/>
+    <w:bookmarkStart w:id="51" w:name="security-1"/>
+    <w:p>
+      <w:pPr>
+        <w:pStyle w:val="Heading2"/>
+      </w:pPr>
+      <w:r>
+        <w:t xml:space="preserve">10. Security</w:t>
       </w:r>
     </w:p>
     <w:p>
       <w:pPr>
         <w:numPr>
           <w:ilvl w:val="0"/>
-          <w:numId w:val="1011"/>
+          <w:numId w:val="1012"/>
+        </w:numPr>
+        <w:pStyle w:val="Compact"/>
+      </w:pPr>
+      <w:r>
+        <w:rPr>
+          <w:bCs/>
+          <w:b/>
+        </w:rPr>
+        <w:t xml:space="preserve">At rest.</w:t>
+      </w:r>
+      <w:r>
+        <w:t xml:space="preserve"> </w:t>
+      </w:r>
+      <w:r>
+        <w:t xml:space="preserve">Passwords bcrypt cost 12; bank tokens AES-256-GCM with per-message random IV and authentication tag; encryption key length enforced at call time.</w:t>
+      </w:r>
+    </w:p>
+    <w:p>
+      <w:pPr>
+        <w:numPr>
+          <w:ilvl w:val="0"/>
+          <w:numId w:val="1012"/>
+        </w:numPr>
+        <w:pStyle w:val="Compact"/>
+      </w:pPr>
+      <w:r>
+        <w:rPr>
+          <w:bCs/>
+          <w:b/>
+        </w:rPr>
+        <w:t xml:space="preserve">In transit.</w:t>
+      </w:r>
+      <w:r>
+        <w:t xml:space="preserve"> </w:t>
+      </w:r>
+      <w:r>
+        <w:t xml:space="preserve">All traffic HTTPS (Capacitor</w:t>
+      </w:r>
+      <w:r>
+        <w:t xml:space="preserve"> </w:t>
+      </w:r>
+      <w:r>
+        <w:rPr>
+          <w:rStyle w:val="VerbatimChar"/>
+        </w:rPr>
+        <w:t xml:space="preserve">cleartext: false</w:t>
+      </w:r>
+      <w:r>
+        <w:t xml:space="preserve">); production behind Vercel.</w:t>
+      </w:r>
+    </w:p>
+    <w:p>
+      <w:pPr>
+        <w:numPr>
+          <w:ilvl w:val="0"/>
+          <w:numId w:val="1012"/>
+        </w:numPr>
+        <w:pStyle w:val="Compact"/>
+      </w:pPr>
+      <w:r>
+        <w:rPr>
+          <w:bCs/>
+          <w:b/>
+        </w:rPr>
+        <w:t xml:space="preserve">Sessions.</w:t>
+      </w:r>
+      <w:r>
+        <w:t xml:space="preserve"> </w:t>
+      </w:r>
+      <w:r>
+        <w:t xml:space="preserve">Signed JWT in HttpOnly cookie; CSRF protection via NextAuth; email-verification gate in middleware.</w:t>
+      </w:r>
+      <w:r>
+        <w:t xml:space="preserve"> </w:t>
+      </w:r>
+      <w:r>
+        <w:rPr>
+          <w:rStyle w:val="VerbatimChar"/>
+        </w:rPr>
+        <w:t xml:space="preserve">NEXTAUTH_SECRET</w:t>
+      </w:r>
+      <w:r>
+        <w:t xml:space="preserve"> </w:t>
+      </w:r>
+      <w:r>
+        <w:t xml:space="preserve">may be a comma-separated list; the middleware and JWT verification try every secret so keys can be rotated without logging users out (</w:t>
+      </w:r>
+      <w:r>
+        <w:rPr>
+          <w:rStyle w:val="VerbatimChar"/>
+        </w:rPr>
+        <w:t xml:space="preserve">lib/secrets.ts</w:t>
+      </w:r>
+      <w:r>
+        <w:t xml:space="preserve">).</w:t>
+      </w:r>
+    </w:p>
+    <w:p>
+      <w:pPr>
+        <w:numPr>
+          <w:ilvl w:val="0"/>
+          <w:numId w:val="1012"/>
+        </w:numPr>
+        <w:pStyle w:val="Compact"/>
+      </w:pPr>
+      <w:r>
+        <w:rPr>
+          <w:bCs/>
+          <w:b/>
+        </w:rPr>
+        <w:t xml:space="preserve">Input.</w:t>
+      </w:r>
+      <w:r>
+        <w:t xml:space="preserve"> </w:t>
+      </w:r>
+      <w:r>
+        <w:t xml:space="preserve">Zod schemas on API bodies; no raw SQL.</w:t>
+      </w:r>
+    </w:p>
+    <w:p>
+      <w:pPr>
+        <w:numPr>
+          <w:ilvl w:val="0"/>
+          <w:numId w:val="1012"/>
+        </w:numPr>
+        <w:pStyle w:val="Compact"/>
+      </w:pPr>
+      <w:r>
+        <w:rPr>
+          <w:bCs/>
+          <w:b/>
+        </w:rPr>
+        <w:t xml:space="preserve">Rate limiting.</w:t>
+      </w:r>
+      <w:r>
+        <w:t xml:space="preserve"> </w:t>
+      </w:r>
+      <w:r>
+        <w:t xml:space="preserve">In-memory limiter (</w:t>
+      </w:r>
+      <w:r>
+        <w:rPr>
+          <w:rStyle w:val="VerbatimChar"/>
+        </w:rPr>
+        <w:t xml:space="preserve">lib/rate-limit.ts</w:t>
+      </w:r>
+      <w:r>
+        <w:t xml:space="preserve">) on registration, password reset, email verification/change, password change, and the AI chat and intelligence endpoints. Back with an external store for multi-region deployments.</w:t>
+      </w:r>
+    </w:p>
+    <w:p>
+      <w:pPr>
+        <w:numPr>
+          <w:ilvl w:val="0"/>
+          <w:numId w:val="1012"/>
+        </w:numPr>
+        <w:pStyle w:val="Compact"/>
+      </w:pPr>
+      <w:r>
+        <w:rPr>
+          <w:bCs/>
+          <w:b/>
+        </w:rPr>
+        <w:t xml:space="preserve">Headers.</w:t>
+      </w:r>
+      <w:r>
+        <w:t xml:space="preserve"> </w:t>
+      </w:r>
+      <w:r>
+        <w:t xml:space="preserve">CSP, HSTS, X-Content-Type-Options, X-Frame-Options, Referrer-Policy, and Permissions-Policy set in</w:t>
+      </w:r>
+      <w:r>
+        <w:t xml:space="preserve"> </w:t>
+      </w:r>
+      <w:r>
+        <w:rPr>
+          <w:rStyle w:val="VerbatimChar"/>
+        </w:rPr>
+        <w:t xml:space="preserve">next.config.js</w:t>
+      </w:r>
+      <w:r>
+        <w:t xml:space="preserve">. CSP allows</w:t>
+      </w:r>
+      <w:r>
+        <w:t xml:space="preserve"> </w:t>
+      </w:r>
+      <w:r>
+        <w:rPr>
+          <w:rStyle w:val="VerbatimChar"/>
+        </w:rPr>
+        <w:t xml:space="preserve">cdn.plaid.com</w:t>
+      </w:r>
+      <w:r>
+        <w:t xml:space="preserve"> </w:t>
+      </w:r>
+      <w:r>
+        <w:t xml:space="preserve">and</w:t>
+      </w:r>
+      <w:r>
+        <w:t xml:space="preserve"> </w:t>
+      </w:r>
+      <w:r>
+        <w:rPr>
+          <w:rStyle w:val="VerbatimChar"/>
+        </w:rPr>
+        <w:t xml:space="preserve">js.stripe.com</w:t>
+      </w:r>
+      <w:r>
+        <w:t xml:space="preserve"> </w:t>
+      </w:r>
+      <w:r>
+        <w:t xml:space="preserve">scripts and frames for bank link and checkout.</w:t>
+      </w:r>
+    </w:p>
+    <w:p>
+      <w:pPr>
+        <w:numPr>
+          <w:ilvl w:val="0"/>
+          <w:numId w:val="1012"/>
+        </w:numPr>
+        <w:pStyle w:val="Compact"/>
+      </w:pPr>
+      <w:r>
+        <w:rPr>
+          <w:bCs/>
+          <w:b/>
+        </w:rPr>
+        <w:t xml:space="preserve">Audit log.</w:t>
+      </w:r>
+      <w:r>
+        <w:t xml:space="preserve"> </w:t>
+      </w:r>
+      <w:r>
+        <w:rPr>
+          <w:rStyle w:val="VerbatimChar"/>
+        </w:rPr>
+        <w:t xml:space="preserve">lib/audit.ts</w:t>
+      </w:r>
+      <w:r>
+        <w:t xml:space="preserve"> </w:t>
+      </w:r>
+      <w:r>
+        <w:t xml:space="preserve">records security-relevant events (login, OAuth login, password/email change, password reset, data export, account deletion, bank link) to the</w:t>
+      </w:r>
+      <w:r>
+        <w:t xml:space="preserve"> </w:t>
+      </w:r>
+      <w:r>
+        <w:rPr>
+          <w:rStyle w:val="VerbatimChar"/>
+        </w:rPr>
+        <w:t xml:space="preserve">AuditLog</w:t>
+      </w:r>
+      <w:r>
+        <w:t xml:space="preserve"> </w:t>
+      </w:r>
+      <w:r>
+        <w:t xml:space="preserve">table, best-effort and non-blocking.</w:t>
+      </w:r>
+    </w:p>
+    <w:p>
+      <w:pPr>
+        <w:numPr>
+          <w:ilvl w:val="0"/>
+          <w:numId w:val="1012"/>
+        </w:numPr>
+        <w:pStyle w:val="Compact"/>
+      </w:pPr>
+      <w:r>
+        <w:rPr>
+          <w:bCs/>
+          <w:b/>
+        </w:rPr>
+        <w:t xml:space="preserve">Error reporting.</w:t>
+      </w:r>
+      <w:r>
+        <w:t xml:space="preserve"> </w:t>
+      </w:r>
+      <w:r>
+        <w:rPr>
+          <w:rStyle w:val="VerbatimChar"/>
+        </w:rPr>
+        <w:t xml:space="preserve">POST /api/monitoring/error</w:t>
+      </w:r>
+      <w:r>
+        <w:t xml:space="preserve"> </w:t>
+      </w:r>
+      <w:r>
+        <w:t xml:space="preserve">captures client-side crashes from the dashboard error boundary into</w:t>
+      </w:r>
+      <w:r>
+        <w:t xml:space="preserve"> </w:t>
+      </w:r>
+      <w:r>
+        <w:rPr>
+          <w:rStyle w:val="VerbatimChar"/>
+        </w:rPr>
+        <w:t xml:space="preserve">ErrorLog</w:t>
+      </w:r>
+      <w:r>
+        <w:t xml:space="preserve">. A rotating file logger (</w:t>
+      </w:r>
+      <w:r>
+        <w:rPr>
+          <w:rStyle w:val="VerbatimChar"/>
+        </w:rPr>
+        <w:t xml:space="preserve">lib/logger.ts</w:t>
+      </w:r>
+      <w:r>
+        <w:t xml:space="preserve">) writes server-side diagnostics (5 MB rotation, 5 files).</w:t>
+      </w:r>
+    </w:p>
+    <w:p>
+      <w:pPr>
+        <w:numPr>
+          <w:ilvl w:val="0"/>
+          <w:numId w:val="1012"/>
+        </w:numPr>
+        <w:pStyle w:val="Compact"/>
+      </w:pPr>
+      <w:r>
+        <w:rPr>
+          <w:bCs/>
+          <w:b/>
+        </w:rPr>
+        <w:t xml:space="preserve">Bank access.</w:t>
+      </w:r>
+      <w:r>
+        <w:t xml:space="preserve"> </w:t>
+      </w:r>
+      <w:r>
+        <w:t xml:space="preserve">Read-only via Plaid; tokens never serialised to the client; no write/transfer capability exists in the integration.</w:t>
+      </w:r>
+    </w:p>
+    <w:p>
+      <w:pPr>
+        <w:numPr>
+          <w:ilvl w:val="0"/>
+          <w:numId w:val="1012"/>
+        </w:numPr>
+        <w:pStyle w:val="Compact"/>
+      </w:pPr>
+      <w:r>
+        <w:rPr>
+          <w:bCs/>
+          <w:b/>
+        </w:rPr>
+        <w:t xml:space="preserve">Gaps tracked.</w:t>
+      </w:r>
+      <w:r>
+        <w:t xml:space="preserve"> </w:t>
+      </w:r>
+      <w:r>
+        <w:t xml:space="preserve">External DDoS protection and a third-party penetration test remain outstanding (see</w:t>
+      </w:r>
+      <w:r>
+        <w:t xml:space="preserve"> </w:t>
+      </w:r>
+      <w:r>
+        <w:rPr>
+          <w:rStyle w:val="VerbatimChar"/>
+        </w:rPr>
+        <w:t xml:space="preserve">PRODUCTION_READINESS.md</w:t>
+      </w:r>
+      <w:r>
+        <w:t xml:space="preserve">).</w:t>
+      </w:r>
+    </w:p>
+    <w:bookmarkEnd w:id="51"/>
+    <w:bookmarkStart w:id="52" w:name="mobile-builds-capacitor"/>
+    <w:p>
+      <w:pPr>
+        <w:pStyle w:val="Heading2"/>
+      </w:pPr>
+      <w:r>
+        <w:t xml:space="preserve">11. Mobile builds (Capacitor)</w:t>
+      </w:r>
+    </w:p>
+    <w:p>
+      <w:pPr>
+        <w:pStyle w:val="FirstParagraph"/>
+      </w:pPr>
+      <w:r>
+        <w:rPr>
+          <w:rStyle w:val="VerbatimChar"/>
+        </w:rPr>
+        <w:t xml:space="preserve">capacitor.config.ts</w:t>
+      </w:r>
+      <w:r>
+        <w:t xml:space="preserve">:</w:t>
+      </w:r>
+    </w:p>
+    <w:p>
+      <w:pPr>
+        <w:numPr>
+          <w:ilvl w:val="0"/>
+          <w:numId w:val="1013"/>
+        </w:numPr>
+        <w:pStyle w:val="Compact"/>
+      </w:pPr>
+      <w:r>
+        <w:t xml:space="preserve">App id</w:t>
+      </w:r>
+      <w:r>
+        <w:t xml:space="preserve"> </w:t>
+      </w:r>
+      <w:r>
+        <w:rPr>
+          <w:rStyle w:val="VerbatimChar"/>
+        </w:rPr>
+        <w:t xml:space="preserve">com.fintrack.app</w:t>
+      </w:r>
+      <w:r>
+        <w:t xml:space="preserve">, web directory</w:t>
+      </w:r>
+      <w:r>
+        <w:t xml:space="preserve"> </w:t>
+      </w:r>
+      <w:r>
+        <w:rPr>
+          <w:rStyle w:val="VerbatimChar"/>
+        </w:rPr>
+        <w:t xml:space="preserve">public</w:t>
+      </w:r>
+      <w:r>
+        <w:t xml:space="preserve">, live server URL</w:t>
+      </w:r>
+      <w:r>
+        <w:t xml:space="preserve"> </w:t>
+      </w:r>
+      <w:r>
+        <w:rPr>
+          <w:rStyle w:val="VerbatimChar"/>
+        </w:rPr>
+        <w:t xml:space="preserve">https://fintrack-pearl-eight.vercel.app</w:t>
+      </w:r>
+      <w:r>
+        <w:t xml:space="preserve">.</w:t>
+      </w:r>
+    </w:p>
+    <w:p>
+      <w:pPr>
+        <w:numPr>
+          <w:ilvl w:val="0"/>
+          <w:numId w:val="1013"/>
+        </w:numPr>
+        <w:pStyle w:val="Compact"/>
+      </w:pPr>
+      <w:r>
+        <w:t xml:space="preserve">Android scheme</w:t>
+      </w:r>
+      <w:r>
+        <w:t xml:space="preserve"> </w:t>
+      </w:r>
+      <w:r>
+        <w:rPr>
+          <w:rStyle w:val="VerbatimChar"/>
+        </w:rPr>
+        <w:t xml:space="preserve">https</w:t>
+      </w:r>
+      <w:r>
+        <w:t xml:space="preserve"> </w:t>
+      </w:r>
+      <w:r>
+        <w:t xml:space="preserve">with cleartext disabled.</w:t>
+      </w:r>
+    </w:p>
+    <w:p>
+      <w:pPr>
+        <w:numPr>
+          <w:ilvl w:val="0"/>
+          <w:numId w:val="1013"/>
+        </w:numPr>
+        <w:pStyle w:val="Compact"/>
+      </w:pPr>
+      <w:r>
+        <w:t xml:space="preserve">Android release builds require a keystore (currently undefined in config; CI builds debug APKs).</w:t>
+      </w:r>
+    </w:p>
+    <w:p>
+      <w:pPr>
+        <w:numPr>
+          <w:ilvl w:val="0"/>
+          <w:numId w:val="1013"/>
         </w:numPr>
         <w:pStyle w:val="Compact"/>
       </w:pPr>
@@ -7395,6 +8611,107 @@
         <w:pStyle w:val="BodyText"/>
       </w:pPr>
       <w:r>
+        <w:rPr>
+          <w:rStyle w:val="VerbatimChar"/>
+        </w:rPr>
+        <w:t xml:space="preserve">scripts/android-sign.sh</w:t>
+      </w:r>
+      <w:r>
+        <w:t xml:space="preserve"> </w:t>
+      </w:r>
+      <w:r>
+        <w:t xml:space="preserve">prepares a signed release build: it writes a gitignored</w:t>
+      </w:r>
+      <w:r>
+        <w:t xml:space="preserve"> </w:t>
+      </w:r>
+      <w:r>
+        <w:rPr>
+          <w:rStyle w:val="VerbatimChar"/>
+        </w:rPr>
+        <w:t xml:space="preserve">android/fintrack-release.properties</w:t>
+      </w:r>
+      <w:r>
+        <w:t xml:space="preserve"> </w:t>
+      </w:r>
+      <w:r>
+        <w:t xml:space="preserve">(consumed by</w:t>
+      </w:r>
+      <w:r>
+        <w:t xml:space="preserve"> </w:t>
+      </w:r>
+      <w:r>
+        <w:rPr>
+          <w:rStyle w:val="VerbatimChar"/>
+        </w:rPr>
+        <w:t xml:space="preserve">android/app/build.gradle</w:t>
+      </w:r>
+      <w:r>
+        <w:t xml:space="preserve">), syncs Capacitor, and runs</w:t>
+      </w:r>
+      <w:r>
+        <w:t xml:space="preserve"> </w:t>
+      </w:r>
+      <w:r>
+        <w:rPr>
+          <w:rStyle w:val="VerbatimChar"/>
+        </w:rPr>
+        <w:t xml:space="preserve">assembleRelease</w:t>
+      </w:r>
+      <w:r>
+        <w:t xml:space="preserve">. Configure via env (</w:t>
+      </w:r>
+      <w:r>
+        <w:rPr>
+          <w:rStyle w:val="VerbatimChar"/>
+        </w:rPr>
+        <w:t xml:space="preserve">FINTRACK_KEYSTORE_PATH</w:t>
+      </w:r>
+      <w:r>
+        <w:t xml:space="preserve">,</w:t>
+      </w:r>
+      <w:r>
+        <w:t xml:space="preserve"> </w:t>
+      </w:r>
+      <w:r>
+        <w:rPr>
+          <w:rStyle w:val="VerbatimChar"/>
+        </w:rPr>
+        <w:t xml:space="preserve">FINTRACK_KEYSTORE_PASSWORD</w:t>
+      </w:r>
+      <w:r>
+        <w:t xml:space="preserve">,</w:t>
+      </w:r>
+      <w:r>
+        <w:t xml:space="preserve"> </w:t>
+      </w:r>
+      <w:r>
+        <w:rPr>
+          <w:rStyle w:val="VerbatimChar"/>
+        </w:rPr>
+        <w:t xml:space="preserve">FINTRACK_KEY_ALIAS</w:t>
+      </w:r>
+      <w:r>
+        <w:t xml:space="preserve">,</w:t>
+      </w:r>
+      <w:r>
+        <w:t xml:space="preserve"> </w:t>
+      </w:r>
+      <w:r>
+        <w:rPr>
+          <w:rStyle w:val="VerbatimChar"/>
+        </w:rPr>
+        <w:t xml:space="preserve">FINTRACK_KEY_PASSWORD</w:t>
+      </w:r>
+      <w:r>
+        <w:t xml:space="preserve">) or interactively.</w:t>
+      </w:r>
+    </w:p>
+    <w:p>
+      <w:pPr>
+        <w:pStyle w:val="BodyText"/>
+      </w:pPr>
+      <w:r>
         <w:t xml:space="preserve">The CI workflow</w:t>
       </w:r>
       <w:r>
@@ -7412,486 +8729,30 @@
       <w:r>
         <w:t xml:space="preserve">builds the Next.js app, syncs Capacitor, and produces a debug APK on Ubuntu and an unsigned iOS build on macOS.</w:t>
       </w:r>
-    </w:p>
-    <w:bookmarkEnd w:id="49"/>
-    <w:bookmarkStart w:id="50" w:name="deployment"/>
+      <w:r>
+        <w:t xml:space="preserve"> </w:t>
+      </w:r>
+      <w:r>
+        <w:rPr>
+          <w:rStyle w:val="VerbatimChar"/>
+        </w:rPr>
+        <w:t xml:space="preserve">.github/workflows/ci.yml</w:t>
+      </w:r>
+      <w:r>
+        <w:t xml:space="preserve"> </w:t>
+      </w:r>
+      <w:r>
+        <w:t xml:space="preserve">runs typecheck, unit tests, and the production build on every push/PR.</w:t>
+      </w:r>
+    </w:p>
+    <w:bookmarkEnd w:id="52"/>
+    <w:bookmarkStart w:id="53" w:name="deployment"/>
     <w:p>
       <w:pPr>
         <w:pStyle w:val="Heading2"/>
       </w:pPr>
       <w:r>
         <w:t xml:space="preserve">12. Deployment</w:t>
-      </w:r>
-    </w:p>
-    <w:p>
-      <w:pPr>
-        <w:numPr>
-          <w:ilvl w:val="0"/>
-          <w:numId w:val="1012"/>
-        </w:numPr>
-        <w:pStyle w:val="Compact"/>
-      </w:pPr>
-      <w:r>
-        <w:rPr>
-          <w:bCs/>
-          <w:b/>
-        </w:rPr>
-        <w:t xml:space="preserve">Hosting:</w:t>
-      </w:r>
-      <w:r>
-        <w:t xml:space="preserve"> </w:t>
-      </w:r>
-      <w:r>
-        <w:t xml:space="preserve">Vercel.</w:t>
-      </w:r>
-      <w:r>
-        <w:t xml:space="preserve"> </w:t>
-      </w:r>
-      <w:r>
-        <w:rPr>
-          <w:rStyle w:val="VerbatimChar"/>
-        </w:rPr>
-        <w:t xml:space="preserve">vercel.json</w:t>
-      </w:r>
-      <w:r>
-        <w:t xml:space="preserve"> </w:t>
-      </w:r>
-      <w:r>
-        <w:t xml:space="preserve">sets the build command to</w:t>
-      </w:r>
-      <w:r>
-        <w:t xml:space="preserve"> </w:t>
-      </w:r>
-      <w:r>
-        <w:rPr>
-          <w:rStyle w:val="VerbatimChar"/>
-        </w:rPr>
-        <w:t xml:space="preserve">prisma generate &amp;&amp; next build</w:t>
-      </w:r>
-      <w:r>
-        <w:t xml:space="preserve">.</w:t>
-      </w:r>
-    </w:p>
-    <w:p>
-      <w:pPr>
-        <w:numPr>
-          <w:ilvl w:val="0"/>
-          <w:numId w:val="1012"/>
-        </w:numPr>
-        <w:pStyle w:val="Compact"/>
-      </w:pPr>
-      <w:r>
-        <w:rPr>
-          <w:bCs/>
-          <w:b/>
-        </w:rPr>
-        <w:t xml:space="preserve">Database:</w:t>
-      </w:r>
-      <w:r>
-        <w:t xml:space="preserve"> </w:t>
-      </w:r>
-      <w:r>
-        <w:t xml:space="preserve">External PostgreSQL (the app is database-host agnostic; Neon, Supabase, or RDS all work).</w:t>
-      </w:r>
-    </w:p>
-    <w:p>
-      <w:pPr>
-        <w:numPr>
-          <w:ilvl w:val="0"/>
-          <w:numId w:val="1012"/>
-        </w:numPr>
-        <w:pStyle w:val="Compact"/>
-      </w:pPr>
-      <w:r>
-        <w:rPr>
-          <w:bCs/>
-          <w:b/>
-        </w:rPr>
-        <w:t xml:space="preserve">Environment:</w:t>
-      </w:r>
-      <w:r>
-        <w:t xml:space="preserve"> </w:t>
-      </w:r>
-      <w:r>
-        <w:t xml:space="preserve">All secrets in</w:t>
-      </w:r>
-      <w:r>
-        <w:t xml:space="preserve"> </w:t>
-      </w:r>
-      <w:r>
-        <w:rPr>
-          <w:rStyle w:val="VerbatimChar"/>
-        </w:rPr>
-        <w:t xml:space="preserve">process.env</w:t>
-      </w:r>
-      <w:r>
-        <w:t xml:space="preserve"> </w:t>
-      </w:r>
-      <w:r>
-        <w:t xml:space="preserve">(see</w:t>
-      </w:r>
-      <w:r>
-        <w:t xml:space="preserve"> </w:t>
-      </w:r>
-      <w:r>
-        <w:rPr>
-          <w:rStyle w:val="VerbatimChar"/>
-        </w:rPr>
-        <w:t xml:space="preserve">.env.example</w:t>
-      </w:r>
-      <w:r>
-        <w:t xml:space="preserve">).</w:t>
-      </w:r>
-      <w:r>
-        <w:t xml:space="preserve"> </w:t>
-      </w:r>
-      <w:r>
-        <w:rPr>
-          <w:rStyle w:val="VerbatimChar"/>
-        </w:rPr>
-        <w:t xml:space="preserve">NEXT_PUBLIC_*</w:t>
-      </w:r>
-      <w:r>
-        <w:t xml:space="preserve"> </w:t>
-      </w:r>
-      <w:r>
-        <w:t xml:space="preserve">variables are exposed to the client; all others are server-only.</w:t>
-      </w:r>
-    </w:p>
-    <w:p>
-      <w:pPr>
-        <w:numPr>
-          <w:ilvl w:val="0"/>
-          <w:numId w:val="1012"/>
-        </w:numPr>
-        <w:pStyle w:val="Compact"/>
-      </w:pPr>
-      <w:r>
-        <w:rPr>
-          <w:bCs/>
-          <w:b/>
-        </w:rPr>
-        <w:t xml:space="preserve">Cron:</w:t>
-      </w:r>
-      <w:r>
-        <w:t xml:space="preserve"> </w:t>
-      </w:r>
-      <w:r>
-        <w:t xml:space="preserve">No production schedulers are configured yet. Recurring work (daily sync, bill reminders, alerts) is invoked from request paths today.</w:t>
-      </w:r>
-    </w:p>
-    <w:bookmarkEnd w:id="50"/>
-    <w:bookmarkStart w:id="51" w:name="observability-current-state"/>
-    <w:p>
-      <w:pPr>
-        <w:pStyle w:val="Heading2"/>
-      </w:pPr>
-      <w:r>
-        <w:t xml:space="preserve">13. Observability (current state)</w:t>
-      </w:r>
-    </w:p>
-    <w:p>
-      <w:pPr>
-        <w:numPr>
-          <w:ilvl w:val="0"/>
-          <w:numId w:val="1013"/>
-        </w:numPr>
-        <w:pStyle w:val="Compact"/>
-      </w:pPr>
-      <w:r>
-        <w:rPr>
-          <w:bCs/>
-          <w:b/>
-        </w:rPr>
-        <w:t xml:space="preserve">Errors:</w:t>
-      </w:r>
-      <w:r>
-        <w:t xml:space="preserve"> </w:t>
-      </w:r>
-      <w:r>
-        <w:t xml:space="preserve">Unhandled errors surface in Next.js error boundaries; no third-party error tracking is connected.</w:t>
-      </w:r>
-    </w:p>
-    <w:p>
-      <w:pPr>
-        <w:numPr>
-          <w:ilvl w:val="0"/>
-          <w:numId w:val="1013"/>
-        </w:numPr>
-        <w:pStyle w:val="Compact"/>
-      </w:pPr>
-      <w:r>
-        <w:rPr>
-          <w:bCs/>
-          <w:b/>
-        </w:rPr>
-        <w:t xml:space="preserve">Logs:</w:t>
-      </w:r>
-      <w:r>
-        <w:t xml:space="preserve"> </w:t>
-      </w:r>
-      <w:r>
-        <w:rPr>
-          <w:rStyle w:val="VerbatimChar"/>
-        </w:rPr>
-        <w:t xml:space="preserve">console</w:t>
-      </w:r>
-      <w:r>
-        <w:t xml:space="preserve"> </w:t>
-      </w:r>
-      <w:r>
-        <w:t xml:space="preserve">output is available in Vercel function logs.</w:t>
-      </w:r>
-    </w:p>
-    <w:p>
-      <w:pPr>
-        <w:numPr>
-          <w:ilvl w:val="0"/>
-          <w:numId w:val="1013"/>
-        </w:numPr>
-        <w:pStyle w:val="Compact"/>
-      </w:pPr>
-      <w:r>
-        <w:rPr>
-          <w:bCs/>
-          <w:b/>
-        </w:rPr>
-        <w:t xml:space="preserve">Alerting:</w:t>
-      </w:r>
-      <w:r>
-        <w:t xml:space="preserve"> </w:t>
-      </w:r>
-      <w:r>
-        <w:t xml:space="preserve">None configured. Availability, sync health, and AI fallback usage are not instrumented.</w:t>
-      </w:r>
-    </w:p>
-    <w:p>
-      <w:pPr>
-        <w:numPr>
-          <w:ilvl w:val="0"/>
-          <w:numId w:val="1013"/>
-        </w:numPr>
-        <w:pStyle w:val="Compact"/>
-      </w:pPr>
-      <w:r>
-        <w:rPr>
-          <w:bCs/>
-          <w:b/>
-        </w:rPr>
-        <w:t xml:space="preserve">Required additions</w:t>
-      </w:r>
-      <w:r>
-        <w:t xml:space="preserve"> </w:t>
-      </w:r>
-      <w:r>
-        <w:t xml:space="preserve">(costed in</w:t>
-      </w:r>
-      <w:r>
-        <w:t xml:space="preserve"> </w:t>
-      </w:r>
-      <w:r>
-        <w:rPr>
-          <w:rStyle w:val="VerbatimChar"/>
-        </w:rPr>
-        <w:t xml:space="preserve">PRODUCTION_READINESS.md</w:t>
-      </w:r>
-      <w:r>
-        <w:t xml:space="preserve">): Sentry, uptime checks, structured logs, SLOs, and scheduled-job infrastructure.</w:t>
-      </w:r>
-    </w:p>
-    <w:bookmarkEnd w:id="51"/>
-    <w:bookmarkStart w:id="52" w:name="local-development"/>
-    <w:p>
-      <w:pPr>
-        <w:pStyle w:val="Heading2"/>
-      </w:pPr>
-      <w:r>
-        <w:t xml:space="preserve">14. Local development</w:t>
-      </w:r>
-    </w:p>
-    <w:p>
-      <w:pPr>
-        <w:pStyle w:val="FirstParagraph"/>
-      </w:pPr>
-      <w:r>
-        <w:t xml:space="preserve">Prerequisites: Node.js 20+, PostgreSQL, and the environment variables from</w:t>
-      </w:r>
-      <w:r>
-        <w:t xml:space="preserve"> </w:t>
-      </w:r>
-      <w:r>
-        <w:rPr>
-          <w:rStyle w:val="VerbatimChar"/>
-        </w:rPr>
-        <w:t xml:space="preserve">.env.example</w:t>
-      </w:r>
-      <w:r>
-        <w:t xml:space="preserve">.</w:t>
-      </w:r>
-    </w:p>
-    <w:p>
-      <w:pPr>
-        <w:pStyle w:val="SourceCode"/>
-      </w:pPr>
-      <w:r>
-        <w:rPr>
-          <w:rStyle w:val="ExtensionTok"/>
-        </w:rPr>
-        <w:t xml:space="preserve">npm</w:t>
-      </w:r>
-      <w:r>
-        <w:rPr>
-          <w:rStyle w:val="NormalTok"/>
-        </w:rPr>
-        <w:t xml:space="preserve"> install</w:t>
-      </w:r>
-      <w:r>
-        <w:br/>
-      </w:r>
-      <w:r>
-        <w:rPr>
-          <w:rStyle w:val="FunctionTok"/>
-        </w:rPr>
-        <w:t xml:space="preserve">cp</w:t>
-      </w:r>
-      <w:r>
-        <w:rPr>
-          <w:rStyle w:val="NormalTok"/>
-        </w:rPr>
-        <w:t xml:space="preserve"> .env.example .env.local   </w:t>
-      </w:r>
-      <w:r>
-        <w:rPr>
-          <w:rStyle w:val="CommentTok"/>
-        </w:rPr>
-        <w:t xml:space="preserve"># then fill in values</w:t>
-      </w:r>
-      <w:r>
-        <w:br/>
-      </w:r>
-      <w:r>
-        <w:rPr>
-          <w:rStyle w:val="ExtensionTok"/>
-        </w:rPr>
-        <w:t xml:space="preserve">npm</w:t>
-      </w:r>
-      <w:r>
-        <w:rPr>
-          <w:rStyle w:val="NormalTok"/>
-        </w:rPr>
-        <w:t xml:space="preserve"> run db:push</w:t>
-      </w:r>
-      <w:r>
-        <w:br/>
-      </w:r>
-      <w:r>
-        <w:rPr>
-          <w:rStyle w:val="ExtensionTok"/>
-        </w:rPr>
-        <w:t xml:space="preserve">npm</w:t>
-      </w:r>
-      <w:r>
-        <w:rPr>
-          <w:rStyle w:val="NormalTok"/>
-        </w:rPr>
-        <w:t xml:space="preserve"> run db:generate</w:t>
-      </w:r>
-      <w:r>
-        <w:br/>
-      </w:r>
-      <w:r>
-        <w:rPr>
-          <w:rStyle w:val="ExtensionTok"/>
-        </w:rPr>
-        <w:t xml:space="preserve">npm</w:t>
-      </w:r>
-      <w:r>
-        <w:rPr>
-          <w:rStyle w:val="NormalTok"/>
-        </w:rPr>
-        <w:t xml:space="preserve"> run dev</w:t>
-      </w:r>
-    </w:p>
-    <w:p>
-      <w:pPr>
-        <w:pStyle w:val="FirstParagraph"/>
-      </w:pPr>
-      <w:r>
-        <w:t xml:space="preserve">Validation:</w:t>
-      </w:r>
-    </w:p>
-    <w:p>
-      <w:pPr>
-        <w:pStyle w:val="SourceCode"/>
-      </w:pPr>
-      <w:r>
-        <w:rPr>
-          <w:rStyle w:val="ExtensionTok"/>
-        </w:rPr>
-        <w:t xml:space="preserve">npx</w:t>
-      </w:r>
-      <w:r>
-        <w:rPr>
-          <w:rStyle w:val="NormalTok"/>
-        </w:rPr>
-        <w:t xml:space="preserve"> tsc </w:t>
-      </w:r>
-      <w:r>
-        <w:rPr>
-          <w:rStyle w:val="AttributeTok"/>
-        </w:rPr>
-        <w:t xml:space="preserve">--noEmit</w:t>
-      </w:r>
-      <w:r>
-        <w:rPr>
-          <w:rStyle w:val="NormalTok"/>
-        </w:rPr>
-        <w:t xml:space="preserve">   </w:t>
-      </w:r>
-      <w:r>
-        <w:rPr>
-          <w:rStyle w:val="CommentTok"/>
-        </w:rPr>
-        <w:t xml:space="preserve"># type checking</w:t>
-      </w:r>
-      <w:r>
-        <w:br/>
-      </w:r>
-      <w:r>
-        <w:rPr>
-          <w:rStyle w:val="ExtensionTok"/>
-        </w:rPr>
-        <w:t xml:space="preserve">npm</w:t>
-      </w:r>
-      <w:r>
-        <w:rPr>
-          <w:rStyle w:val="NormalTok"/>
-        </w:rPr>
-        <w:t xml:space="preserve"> run build      </w:t>
-      </w:r>
-      <w:r>
-        <w:rPr>
-          <w:rStyle w:val="CommentTok"/>
-        </w:rPr>
-        <w:t xml:space="preserve"># production build</w:t>
-      </w:r>
-    </w:p>
-    <w:p>
-      <w:pPr>
-        <w:pStyle w:val="FirstParagraph"/>
-      </w:pPr>
-      <w:r>
-        <w:t xml:space="preserve">There is no automated test suite yet; the production readiness document schedules one before launch.</w:t>
-      </w:r>
-    </w:p>
-    <w:bookmarkEnd w:id="52"/>
-    <w:bookmarkStart w:id="53" w:name="known-limitations"/>
-    <w:p>
-      <w:pPr>
-        <w:pStyle w:val="Heading2"/>
-      </w:pPr>
-      <w:r>
-        <w:t xml:space="preserve">15. Known limitations</w:t>
       </w:r>
     </w:p>
     <w:p>
@@ -7903,7 +8764,44 @@
         <w:pStyle w:val="Compact"/>
       </w:pPr>
       <w:r>
-        <w:t xml:space="preserve">No automated test suite or CI test stage.</w:t>
+        <w:rPr>
+          <w:bCs/>
+          <w:b/>
+        </w:rPr>
+        <w:t xml:space="preserve">Hosting:</w:t>
+      </w:r>
+      <w:r>
+        <w:t xml:space="preserve"> </w:t>
+      </w:r>
+      <w:r>
+        <w:t xml:space="preserve">Vercel.</w:t>
+      </w:r>
+      <w:r>
+        <w:t xml:space="preserve"> </w:t>
+      </w:r>
+      <w:r>
+        <w:rPr>
+          <w:rStyle w:val="VerbatimChar"/>
+        </w:rPr>
+        <w:t xml:space="preserve">vercel.json</w:t>
+      </w:r>
+      <w:r>
+        <w:t xml:space="preserve"> </w:t>
+      </w:r>
+      <w:r>
+        <w:t xml:space="preserve">sets the build command to</w:t>
+      </w:r>
+      <w:r>
+        <w:t xml:space="preserve"> </w:t>
+      </w:r>
+      <w:r>
+        <w:rPr>
+          <w:rStyle w:val="VerbatimChar"/>
+        </w:rPr>
+        <w:t xml:space="preserve">prisma generate &amp;&amp; next build</w:t>
+      </w:r>
+      <w:r>
+        <w:t xml:space="preserve">.</w:t>
       </w:r>
     </w:p>
     <w:p>
@@ -7915,7 +8813,17 @@
         <w:pStyle w:val="Compact"/>
       </w:pPr>
       <w:r>
-        <w:t xml:space="preserve">Plaid webhooks (sync, bill reminders, alerts) run on request paths rather than scheduled jobs.</w:t>
+        <w:rPr>
+          <w:bCs/>
+          <w:b/>
+        </w:rPr>
+        <w:t xml:space="preserve">Database:</w:t>
+      </w:r>
+      <w:r>
+        <w:t xml:space="preserve"> </w:t>
+      </w:r>
+      <w:r>
+        <w:t xml:space="preserve">External PostgreSQL (the app is database-host agnostic; Neon, Supabase, or RDS all work).</w:t>
       </w:r>
     </w:p>
     <w:p>
@@ -7927,7 +8835,59 @@
         <w:pStyle w:val="Compact"/>
       </w:pPr>
       <w:r>
-        <w:t xml:space="preserve">Credit score and investment values are manually entered; no live market or bureau feeds.</w:t>
+        <w:rPr>
+          <w:bCs/>
+          <w:b/>
+        </w:rPr>
+        <w:t xml:space="preserve">Environment:</w:t>
+      </w:r>
+      <w:r>
+        <w:t xml:space="preserve"> </w:t>
+      </w:r>
+      <w:r>
+        <w:t xml:space="preserve">All secrets in</w:t>
+      </w:r>
+      <w:r>
+        <w:t xml:space="preserve"> </w:t>
+      </w:r>
+      <w:r>
+        <w:rPr>
+          <w:rStyle w:val="VerbatimChar"/>
+        </w:rPr>
+        <w:t xml:space="preserve">process.env</w:t>
+      </w:r>
+      <w:r>
+        <w:t xml:space="preserve"> </w:t>
+      </w:r>
+      <w:r>
+        <w:t xml:space="preserve">(see</w:t>
+      </w:r>
+      <w:r>
+        <w:t xml:space="preserve"> </w:t>
+      </w:r>
+      <w:r>
+        <w:rPr>
+          <w:rStyle w:val="VerbatimChar"/>
+        </w:rPr>
+        <w:t xml:space="preserve">.env.example</w:t>
+      </w:r>
+      <w:r>
+        <w:t xml:space="preserve">).</w:t>
+      </w:r>
+      <w:r>
+        <w:t xml:space="preserve"> </w:t>
+      </w:r>
+      <w:r>
+        <w:rPr>
+          <w:rStyle w:val="VerbatimChar"/>
+        </w:rPr>
+        <w:t xml:space="preserve">NEXT_PUBLIC_*</w:t>
+      </w:r>
+      <w:r>
+        <w:t xml:space="preserve"> </w:t>
+      </w:r>
+      <w:r>
+        <w:t xml:space="preserve">variables are exposed to the client; all others are server-only.</w:t>
       </w:r>
     </w:p>
     <w:p>
@@ -7939,47 +8899,661 @@
         <w:pStyle w:val="Compact"/>
       </w:pPr>
       <w:r>
-        <w:t xml:space="preserve">AI is uncapped per user, relying on a 1-hour cache to control cost.</w:t>
+        <w:rPr>
+          <w:bCs/>
+          <w:b/>
+        </w:rPr>
+        <w:t xml:space="preserve">Cron:</w:t>
+      </w:r>
+      <w:r>
+        <w:t xml:space="preserve"> </w:t>
+      </w:r>
+      <w:r>
+        <w:t xml:space="preserve">No production schedulers are configured yet. Recurring work (daily sync, bill reminders, alerts) is invoked from request paths today.</w:t>
+      </w:r>
+    </w:p>
+    <w:bookmarkEnd w:id="53"/>
+    <w:bookmarkStart w:id="54" w:name="observability-current-state"/>
+    <w:p>
+      <w:pPr>
+        <w:pStyle w:val="Heading2"/>
+      </w:pPr>
+      <w:r>
+        <w:t xml:space="preserve">13. Observability (current state)</w:t>
       </w:r>
     </w:p>
     <w:p>
       <w:pPr>
         <w:numPr>
           <w:ilvl w:val="0"/>
-          <w:numId w:val="1014"/>
+          <w:numId w:val="1015"/>
         </w:numPr>
         <w:pStyle w:val="Compact"/>
       </w:pPr>
       <w:r>
-        <w:t xml:space="preserve">In-memory rate limiting (single-instance) rather than an external store; no audit log.</w:t>
+        <w:rPr>
+          <w:bCs/>
+          <w:b/>
+        </w:rPr>
+        <w:t xml:space="preserve">Health.</w:t>
+      </w:r>
+      <w:r>
+        <w:t xml:space="preserve"> </w:t>
+      </w:r>
+      <w:r>
+        <w:rPr>
+          <w:rStyle w:val="VerbatimChar"/>
+        </w:rPr>
+        <w:t xml:space="preserve">GET /api/health</w:t>
+      </w:r>
+      <w:r>
+        <w:t xml:space="preserve"> </w:t>
+      </w:r>
+      <w:r>
+        <w:t xml:space="preserve">runs a</w:t>
+      </w:r>
+      <w:r>
+        <w:t xml:space="preserve"> </w:t>
+      </w:r>
+      <w:r>
+        <w:rPr>
+          <w:rStyle w:val="VerbatimChar"/>
+        </w:rPr>
+        <w:t xml:space="preserve">SELECT 1</w:t>
+      </w:r>
+      <w:r>
+        <w:t xml:space="preserve"> </w:t>
+      </w:r>
+      <w:r>
+        <w:t xml:space="preserve">and reports</w:t>
+      </w:r>
+      <w:r>
+        <w:t xml:space="preserve"> </w:t>
+      </w:r>
+      <w:r>
+        <w:rPr>
+          <w:rStyle w:val="VerbatimChar"/>
+        </w:rPr>
+        <w:t xml:space="preserve">ok</w:t>
+      </w:r>
+      <w:r>
+        <w:t xml:space="preserve">/</w:t>
+      </w:r>
+      <w:r>
+        <w:rPr>
+          <w:rStyle w:val="VerbatimChar"/>
+        </w:rPr>
+        <w:t xml:space="preserve">degraded</w:t>
+      </w:r>
+      <w:r>
+        <w:t xml:space="preserve">; the public</w:t>
+      </w:r>
+      <w:r>
+        <w:t xml:space="preserve"> </w:t>
+      </w:r>
+      <w:r>
+        <w:rPr>
+          <w:rStyle w:val="VerbatimChar"/>
+        </w:rPr>
+        <w:t xml:space="preserve">/status</w:t>
+      </w:r>
+      <w:r>
+        <w:t xml:space="preserve"> </w:t>
+      </w:r>
+      <w:r>
+        <w:t xml:space="preserve">page polls it every 30 seconds.</w:t>
       </w:r>
     </w:p>
     <w:p>
       <w:pPr>
         <w:numPr>
           <w:ilvl w:val="0"/>
-          <w:numId w:val="1014"/>
+          <w:numId w:val="1015"/>
         </w:numPr>
         <w:pStyle w:val="Compact"/>
       </w:pPr>
       <w:r>
-        <w:t xml:space="preserve">Mobile release builds are unsigned in the default configuration.</w:t>
+        <w:rPr>
+          <w:bCs/>
+          <w:b/>
+        </w:rPr>
+        <w:t xml:space="preserve">Errors.</w:t>
+      </w:r>
+      <w:r>
+        <w:t xml:space="preserve"> </w:t>
+      </w:r>
+      <w:r>
+        <w:t xml:space="preserve">Client crashes are reported by the dashboard error boundary to</w:t>
+      </w:r>
+      <w:r>
+        <w:t xml:space="preserve"> </w:t>
+      </w:r>
+      <w:r>
+        <w:rPr>
+          <w:rStyle w:val="VerbatimChar"/>
+        </w:rPr>
+        <w:t xml:space="preserve">POST /api/monitoring/error</w:t>
+      </w:r>
+      <w:r>
+        <w:t xml:space="preserve"> </w:t>
+      </w:r>
+      <w:r>
+        <w:t xml:space="preserve">(</w:t>
+      </w:r>
+      <w:r>
+        <w:rPr>
+          <w:rStyle w:val="VerbatimChar"/>
+        </w:rPr>
+        <w:t xml:space="preserve">ErrorLog</w:t>
+      </w:r>
+      <w:r>
+        <w:t xml:space="preserve"> </w:t>
+      </w:r>
+      <w:r>
+        <w:t xml:space="preserve">table). Server errors are written by</w:t>
+      </w:r>
+      <w:r>
+        <w:t xml:space="preserve"> </w:t>
+      </w:r>
+      <w:r>
+        <w:rPr>
+          <w:rStyle w:val="VerbatimChar"/>
+        </w:rPr>
+        <w:t xml:space="preserve">lib/logger.ts</w:t>
+      </w:r>
+      <w:r>
+        <w:t xml:space="preserve"> </w:t>
+      </w:r>
+      <w:r>
+        <w:t xml:space="preserve">to</w:t>
+      </w:r>
+      <w:r>
+        <w:t xml:space="preserve"> </w:t>
+      </w:r>
+      <w:r>
+        <w:rPr>
+          <w:rStyle w:val="VerbatimChar"/>
+        </w:rPr>
+        <w:t xml:space="preserve">.logs/app.log</w:t>
+      </w:r>
+      <w:r>
+        <w:t xml:space="preserve"> </w:t>
+      </w:r>
+      <w:r>
+        <w:t xml:space="preserve">with 5 MB rotation. No third-party error tracking is connected yet.</w:t>
       </w:r>
     </w:p>
     <w:p>
       <w:pPr>
         <w:numPr>
           <w:ilvl w:val="0"/>
-          <w:numId w:val="1014"/>
+          <w:numId w:val="1015"/>
         </w:numPr>
         <w:pStyle w:val="Compact"/>
       </w:pPr>
       <w:r>
+        <w:rPr>
+          <w:bCs/>
+          <w:b/>
+        </w:rPr>
+        <w:t xml:space="preserve">Backups.</w:t>
+      </w:r>
+      <w:r>
+        <w:t xml:space="preserve"> </w:t>
+      </w:r>
+      <w:r>
+        <w:rPr>
+          <w:rStyle w:val="VerbatimChar"/>
+        </w:rPr>
+        <w:t xml:space="preserve">scripts/backup.sh</w:t>
+      </w:r>
+      <w:r>
+        <w:t xml:space="preserve"> </w:t>
+      </w:r>
+      <w:r>
+        <w:t xml:space="preserve">dumps the database (</w:t>
+      </w:r>
+      <w:r>
+        <w:rPr>
+          <w:rStyle w:val="VerbatimChar"/>
+        </w:rPr>
+        <w:t xml:space="preserve">pg_dump</w:t>
+      </w:r>
+      <w:r>
+        <w:t xml:space="preserve"> </w:t>
+      </w:r>
+      <w:r>
+        <w:t xml:space="preserve">+ globals) to dated gzip files with retention pruning.</w:t>
+      </w:r>
+    </w:p>
+    <w:p>
+      <w:pPr>
+        <w:numPr>
+          <w:ilvl w:val="0"/>
+          <w:numId w:val="1015"/>
+        </w:numPr>
+        <w:pStyle w:val="Compact"/>
+      </w:pPr>
+      <w:r>
+        <w:rPr>
+          <w:bCs/>
+          <w:b/>
+        </w:rPr>
+        <w:t xml:space="preserve">Load testing.</w:t>
+      </w:r>
+      <w:r>
+        <w:t xml:space="preserve"> </w:t>
+      </w:r>
+      <w:r>
+        <w:rPr>
+          <w:rStyle w:val="VerbatimChar"/>
+        </w:rPr>
+        <w:t xml:space="preserve">scripts/load-test.js</w:t>
+      </w:r>
+      <w:r>
+        <w:t xml:space="preserve"> </w:t>
+      </w:r>
+      <w:r>
+        <w:t xml:space="preserve">exercises any path with configurable concurrency/duration and reports rate, latency percentiles, and errors.</w:t>
+      </w:r>
+    </w:p>
+    <w:p>
+      <w:pPr>
+        <w:numPr>
+          <w:ilvl w:val="0"/>
+          <w:numId w:val="1015"/>
+        </w:numPr>
+        <w:pStyle w:val="Compact"/>
+      </w:pPr>
+      <w:r>
+        <w:rPr>
+          <w:bCs/>
+          <w:b/>
+        </w:rPr>
+        <w:t xml:space="preserve">Alerting.</w:t>
+      </w:r>
+      <w:r>
+        <w:t xml:space="preserve"> </w:t>
+      </w:r>
+      <w:r>
+        <w:t xml:space="preserve">None configured. Availability, sync health, and AI fallback usage are not instrumented.</w:t>
+      </w:r>
+    </w:p>
+    <w:p>
+      <w:pPr>
+        <w:numPr>
+          <w:ilvl w:val="0"/>
+          <w:numId w:val="1015"/>
+        </w:numPr>
+        <w:pStyle w:val="Compact"/>
+      </w:pPr>
+      <w:r>
+        <w:rPr>
+          <w:bCs/>
+          <w:b/>
+        </w:rPr>
+        <w:t xml:space="preserve">Required additions</w:t>
+      </w:r>
+      <w:r>
+        <w:t xml:space="preserve"> </w:t>
+      </w:r>
+      <w:r>
+        <w:t xml:space="preserve">(costed in</w:t>
+      </w:r>
+      <w:r>
+        <w:t xml:space="preserve"> </w:t>
+      </w:r>
+      <w:r>
+        <w:rPr>
+          <w:rStyle w:val="VerbatimChar"/>
+        </w:rPr>
+        <w:t xml:space="preserve">PRODUCTION_READINESS.md</w:t>
+      </w:r>
+      <w:r>
+        <w:t xml:space="preserve">): Sentry, uptime checks, structured log shipping, SLOs, and scheduled-job infrastructure.</w:t>
+      </w:r>
+    </w:p>
+    <w:bookmarkEnd w:id="54"/>
+    <w:bookmarkStart w:id="55" w:name="local-development"/>
+    <w:p>
+      <w:pPr>
+        <w:pStyle w:val="Heading2"/>
+      </w:pPr>
+      <w:r>
+        <w:t xml:space="preserve">14. Local development</w:t>
+      </w:r>
+    </w:p>
+    <w:p>
+      <w:pPr>
+        <w:pStyle w:val="FirstParagraph"/>
+      </w:pPr>
+      <w:r>
+        <w:t xml:space="preserve">Prerequisites: Node.js 20+, PostgreSQL, and the environment variables from</w:t>
+      </w:r>
+      <w:r>
+        <w:t xml:space="preserve"> </w:t>
+      </w:r>
+      <w:r>
+        <w:rPr>
+          <w:rStyle w:val="VerbatimChar"/>
+        </w:rPr>
+        <w:t xml:space="preserve">.env.example</w:t>
+      </w:r>
+      <w:r>
+        <w:t xml:space="preserve">.</w:t>
+      </w:r>
+    </w:p>
+    <w:p>
+      <w:pPr>
+        <w:pStyle w:val="SourceCode"/>
+      </w:pPr>
+      <w:r>
+        <w:rPr>
+          <w:rStyle w:val="ExtensionTok"/>
+        </w:rPr>
+        <w:t xml:space="preserve">npm</w:t>
+      </w:r>
+      <w:r>
+        <w:rPr>
+          <w:rStyle w:val="NormalTok"/>
+        </w:rPr>
+        <w:t xml:space="preserve"> install</w:t>
+      </w:r>
+      <w:r>
+        <w:br/>
+      </w:r>
+      <w:r>
+        <w:rPr>
+          <w:rStyle w:val="FunctionTok"/>
+        </w:rPr>
+        <w:t xml:space="preserve">cp</w:t>
+      </w:r>
+      <w:r>
+        <w:rPr>
+          <w:rStyle w:val="NormalTok"/>
+        </w:rPr>
+        <w:t xml:space="preserve"> .env.example .env.local   </w:t>
+      </w:r>
+      <w:r>
+        <w:rPr>
+          <w:rStyle w:val="CommentTok"/>
+        </w:rPr>
+        <w:t xml:space="preserve"># then fill in values</w:t>
+      </w:r>
+      <w:r>
+        <w:br/>
+      </w:r>
+      <w:r>
+        <w:rPr>
+          <w:rStyle w:val="ExtensionTok"/>
+        </w:rPr>
+        <w:t xml:space="preserve">npm</w:t>
+      </w:r>
+      <w:r>
+        <w:rPr>
+          <w:rStyle w:val="NormalTok"/>
+        </w:rPr>
+        <w:t xml:space="preserve"> run db:push</w:t>
+      </w:r>
+      <w:r>
+        <w:br/>
+      </w:r>
+      <w:r>
+        <w:rPr>
+          <w:rStyle w:val="ExtensionTok"/>
+        </w:rPr>
+        <w:t xml:space="preserve">npm</w:t>
+      </w:r>
+      <w:r>
+        <w:rPr>
+          <w:rStyle w:val="NormalTok"/>
+        </w:rPr>
+        <w:t xml:space="preserve"> run db:generate</w:t>
+      </w:r>
+      <w:r>
+        <w:br/>
+      </w:r>
+      <w:r>
+        <w:rPr>
+          <w:rStyle w:val="ExtensionTok"/>
+        </w:rPr>
+        <w:t xml:space="preserve">npm</w:t>
+      </w:r>
+      <w:r>
+        <w:rPr>
+          <w:rStyle w:val="NormalTok"/>
+        </w:rPr>
+        <w:t xml:space="preserve"> run dev</w:t>
+      </w:r>
+    </w:p>
+    <w:p>
+      <w:pPr>
+        <w:pStyle w:val="FirstParagraph"/>
+      </w:pPr>
+      <w:r>
+        <w:t xml:space="preserve">Validation:</w:t>
+      </w:r>
+    </w:p>
+    <w:p>
+      <w:pPr>
+        <w:pStyle w:val="SourceCode"/>
+      </w:pPr>
+      <w:r>
+        <w:rPr>
+          <w:rStyle w:val="ExtensionTok"/>
+        </w:rPr>
+        <w:t xml:space="preserve">npm</w:t>
+      </w:r>
+      <w:r>
+        <w:rPr>
+          <w:rStyle w:val="NormalTok"/>
+        </w:rPr>
+        <w:t xml:space="preserve"> run typecheck            </w:t>
+      </w:r>
+      <w:r>
+        <w:rPr>
+          <w:rStyle w:val="CommentTok"/>
+        </w:rPr>
+        <w:t xml:space="preserve"># tsc --noEmit</w:t>
+      </w:r>
+      <w:r>
+        <w:br/>
+      </w:r>
+      <w:r>
+        <w:rPr>
+          <w:rStyle w:val="ExtensionTok"/>
+        </w:rPr>
+        <w:t xml:space="preserve">npm</w:t>
+      </w:r>
+      <w:r>
+        <w:rPr>
+          <w:rStyle w:val="NormalTok"/>
+        </w:rPr>
+        <w:t xml:space="preserve"> test                     </w:t>
+      </w:r>
+      <w:r>
+        <w:rPr>
+          <w:rStyle w:val="CommentTok"/>
+        </w:rPr>
+        <w:t xml:space="preserve"># vitest unit tests</w:t>
+      </w:r>
+      <w:r>
+        <w:br/>
+      </w:r>
+      <w:r>
+        <w:rPr>
+          <w:rStyle w:val="ExtensionTok"/>
+        </w:rPr>
+        <w:t xml:space="preserve">npm</w:t>
+      </w:r>
+      <w:r>
+        <w:rPr>
+          <w:rStyle w:val="NormalTok"/>
+        </w:rPr>
+        <w:t xml:space="preserve"> run build                </w:t>
+      </w:r>
+      <w:r>
+        <w:rPr>
+          <w:rStyle w:val="CommentTok"/>
+        </w:rPr>
+        <w:t xml:space="preserve"># production build</w:t>
+      </w:r>
+    </w:p>
+    <w:p>
+      <w:pPr>
+        <w:pStyle w:val="FirstParagraph"/>
+      </w:pPr>
+      <w:r>
+        <w:t xml:space="preserve">The unit test suite (</w:t>
+      </w:r>
+      <w:r>
+        <w:rPr>
+          <w:rStyle w:val="VerbatimChar"/>
+        </w:rPr>
+        <w:t xml:space="preserve">vitest</w:t>
+      </w:r>
+      <w:r>
+        <w:t xml:space="preserve">) covers pagination parsing, date/bill helpers, validation helpers, PII redaction, and the rate limiter.</w:t>
+      </w:r>
+      <w:r>
+        <w:t xml:space="preserve"> </w:t>
+      </w:r>
+      <w:r>
+        <w:rPr>
+          <w:rStyle w:val="VerbatimChar"/>
+        </w:rPr>
+        <w:t xml:space="preserve">.github/workflows/ci.yml</w:t>
+      </w:r>
+      <w:r>
+        <w:t xml:space="preserve"> </w:t>
+      </w:r>
+      <w:r>
+        <w:t xml:space="preserve">runs typecheck, tests, and the build in CI.</w:t>
+      </w:r>
+    </w:p>
+    <w:bookmarkEnd w:id="55"/>
+    <w:bookmarkStart w:id="56" w:name="known-limitations"/>
+    <w:p>
+      <w:pPr>
+        <w:pStyle w:val="Heading2"/>
+      </w:pPr>
+      <w:r>
+        <w:t xml:space="preserve">15. Known limitations</w:t>
+      </w:r>
+    </w:p>
+    <w:p>
+      <w:pPr>
+        <w:numPr>
+          <w:ilvl w:val="0"/>
+          <w:numId w:val="1016"/>
+        </w:numPr>
+        <w:pStyle w:val="Compact"/>
+      </w:pPr>
+      <w:r>
+        <w:t xml:space="preserve">No API integration or E2E test suite yet (unit tests + CI are in place).</w:t>
+      </w:r>
+    </w:p>
+    <w:p>
+      <w:pPr>
+        <w:numPr>
+          <w:ilvl w:val="0"/>
+          <w:numId w:val="1016"/>
+        </w:numPr>
+        <w:pStyle w:val="Compact"/>
+      </w:pPr>
+      <w:r>
+        <w:t xml:space="preserve">Bill reminders, alerts, and scheduled daily sync run on request paths rather than scheduled jobs.</w:t>
+      </w:r>
+    </w:p>
+    <w:p>
+      <w:pPr>
+        <w:numPr>
+          <w:ilvl w:val="0"/>
+          <w:numId w:val="1016"/>
+        </w:numPr>
+        <w:pStyle w:val="Compact"/>
+      </w:pPr>
+      <w:r>
+        <w:t xml:space="preserve">Credit score and investment values are manually entered; no live market or bureau feeds.</w:t>
+      </w:r>
+    </w:p>
+    <w:p>
+      <w:pPr>
+        <w:numPr>
+          <w:ilvl w:val="0"/>
+          <w:numId w:val="1016"/>
+        </w:numPr>
+        <w:pStyle w:val="Compact"/>
+      </w:pPr>
+      <w:r>
+        <w:t xml:space="preserve">AI is capped per user per day (default 60 calls) and falls back to the local engine; rely on the budget + 1-hour insight cache to control cost.</w:t>
+      </w:r>
+    </w:p>
+    <w:p>
+      <w:pPr>
+        <w:numPr>
+          <w:ilvl w:val="0"/>
+          <w:numId w:val="1016"/>
+        </w:numPr>
+        <w:pStyle w:val="Compact"/>
+      </w:pPr>
+      <w:r>
+        <w:t xml:space="preserve">In-memory rate limiting (single-instance) rather than an external store.</w:t>
+      </w:r>
+    </w:p>
+    <w:p>
+      <w:pPr>
+        <w:numPr>
+          <w:ilvl w:val="0"/>
+          <w:numId w:val="1016"/>
+        </w:numPr>
+        <w:pStyle w:val="Compact"/>
+      </w:pPr>
+      <w:r>
+        <w:t xml:space="preserve">Mobile release builds are unsigned in the default configuration;</w:t>
+      </w:r>
+      <w:r>
+        <w:t xml:space="preserve"> </w:t>
+      </w:r>
+      <w:r>
+        <w:rPr>
+          <w:rStyle w:val="VerbatimChar"/>
+        </w:rPr>
+        <w:t xml:space="preserve">scripts/android-sign.sh</w:t>
+      </w:r>
+      <w:r>
+        <w:t xml:space="preserve"> </w:t>
+      </w:r>
+      <w:r>
+        <w:t xml:space="preserve">prepares a signed build.</w:t>
+      </w:r>
+    </w:p>
+    <w:p>
+      <w:pPr>
+        <w:numPr>
+          <w:ilvl w:val="0"/>
+          <w:numId w:val="1016"/>
+        </w:numPr>
+        <w:pStyle w:val="Compact"/>
+      </w:pPr>
+      <w:r>
+        <w:t xml:space="preserve">Privacy/Terms/Cookie pages are ready but should be reviewed by legal counsel before public launch.</w:t>
+      </w:r>
+    </w:p>
+    <w:p>
+      <w:pPr>
+        <w:numPr>
+          <w:ilvl w:val="0"/>
+          <w:numId w:val="1016"/>
+        </w:numPr>
+        <w:pStyle w:val="Compact"/>
+      </w:pPr>
+      <w:r>
         <w:t xml:space="preserve">Receipts are stored as database blobs rather than object storage.</w:t>
       </w:r>
     </w:p>
-    <w:bookmarkEnd w:id="53"/>
-    <w:bookmarkEnd w:id="54"/>
+    <w:bookmarkEnd w:id="56"/>
+    <w:bookmarkEnd w:id="57"/>
     <w:sectPr/>
   </w:body>
 </w:document>
@@ -8344,6 +9918,12 @@
     <w:abstractNumId w:val="991"/>
   </w:num>
   <w:num w:numId="1014">
+    <w:abstractNumId w:val="991"/>
+  </w:num>
+  <w:num w:numId="1015">
+    <w:abstractNumId w:val="991"/>
+  </w:num>
+  <w:num w:numId="1016">
     <w:abstractNumId w:val="99411"/>
     <w:lvlOverride w:ilvl="0">
       <w:startOverride w:val="1"/>
